--- a/templates/docx/contracts/by_company/king_david/contract_template.docx
+++ b/templates/docx/contracts/by_company/king_david/contract_template.docx
@@ -1,6 +1,6 @@
 
 <file path=word/document.xml><?xml version="1.0" encoding="utf-8"?>
-<w:document xmlns:wpc="http://schemas.microsoft.com/office/word/2010/wordprocessingCanvas" xmlns:cx="http://schemas.microsoft.com/office/drawing/2014/chartex" xmlns:cx1="http://schemas.microsoft.com/office/drawing/2015/9/8/chartex" xmlns:cx2="http://schemas.microsoft.com/office/drawing/2015/10/21/chartex" xmlns:cx3="http://schemas.microsoft.com/office/drawing/2016/5/9/chartex" xmlns:cx4="http://schemas.microsoft.com/office/drawing/2016/5/10/chartex" xmlns:cx5="http://schemas.microsoft.com/office/drawing/2016/5/11/chartex" xmlns:cx6="http://schemas.microsoft.com/office/drawing/2016/5/12/chartex" xmlns:cx7="http://schemas.microsoft.com/office/drawing/2016/5/13/chartex" xmlns:cx8="http://schemas.microsoft.com/office/drawing/2016/5/14/chartex" xmlns:mc="http://schemas.openxmlformats.org/markup-compatibility/2006" xmlns:aink="http://schemas.microsoft.com/office/drawing/2016/ink" xmlns:am3d="http://schemas.microsoft.com/office/drawing/2017/model3d" xmlns:o="urn:schemas-microsoft-com:office:office" xmlns:oel="http://schemas.microsoft.com/office/2019/extlst" xmlns:r="http://schemas.openxmlformats.org/officeDocument/2006/relationships" xmlns:m="http://schemas.openxmlformats.org/officeDocument/2006/math" xmlns:v="urn:schemas-microsoft-com:vml" xmlns:wp14="http://schemas.microsoft.com/office/word/2010/wordprocessingDrawing" xmlns:wp="http://schemas.openxmlformats.org/drawingml/2006/wordprocessingDrawing" xmlns:w10="urn:schemas-microsoft-com:office:word" xmlns:w="http://schemas.openxmlformats.org/wordprocessingml/2006/main" xmlns:w14="http://schemas.microsoft.com/office/word/2010/wordml" xmlns:w15="http://schemas.microsoft.com/office/word/2012/wordml" xmlns:w16cex="http://schemas.microsoft.com/office/word/2018/wordml/cex" xmlns:w16cid="http://schemas.microsoft.com/office/word/2016/wordml/cid" xmlns:w16="http://schemas.microsoft.com/office/word/2018/wordml" xmlns:w16du="http://schemas.microsoft.com/office/word/2023/wordml/word16du" xmlns:w16sdtdh="http://schemas.microsoft.com/office/word/2020/wordml/sdtdatahash" xmlns:w16sdtfl="http://schemas.microsoft.com/office/word/2024/wordml/sdtformatlock" xmlns:w16se="http://schemas.microsoft.com/office/word/2015/wordml/symex" xmlns:wpg="http://schemas.microsoft.com/office/word/2010/wordprocessingGroup" xmlns:wpi="http://schemas.microsoft.com/office/word/2010/wordprocessingInk" xmlns:wne="http://schemas.microsoft.com/office/word/2006/wordml" xmlns:wps="http://schemas.microsoft.com/office/word/2010/wordprocessingShape" mc:Ignorable="w14 w15 w16se w16cid w16 w16cex w16sdtdh w16sdtfl w16du wp14">
+<w:document xmlns:wpc="http://schemas.microsoft.com/office/word/2010/wordprocessingCanvas" xmlns:cx="http://schemas.microsoft.com/office/drawing/2014/chartex" xmlns:cx1="http://schemas.microsoft.com/office/drawing/2015/9/8/chartex" xmlns:cx2="http://schemas.microsoft.com/office/drawing/2015/10/21/chartex" xmlns:cx3="http://schemas.microsoft.com/office/drawing/2016/5/9/chartex" xmlns:cx4="http://schemas.microsoft.com/office/drawing/2016/5/10/chartex" xmlns:cx5="http://schemas.microsoft.com/office/drawing/2016/5/11/chartex" xmlns:cx6="http://schemas.microsoft.com/office/drawing/2016/5/12/chartex" xmlns:cx7="http://schemas.microsoft.com/office/drawing/2016/5/13/chartex" xmlns:cx8="http://schemas.microsoft.com/office/drawing/2016/5/14/chartex" xmlns:mc="http://schemas.openxmlformats.org/markup-compatibility/2006" xmlns:aink="http://schemas.microsoft.com/office/drawing/2016/ink" xmlns:am3d="http://schemas.microsoft.com/office/drawing/2017/model3d" xmlns:o="urn:schemas-microsoft-com:office:office" xmlns:r="http://schemas.openxmlformats.org/officeDocument/2006/relationships" xmlns:m="http://schemas.openxmlformats.org/officeDocument/2006/math" xmlns:v="urn:schemas-microsoft-com:vml" xmlns:wp14="http://schemas.microsoft.com/office/word/2010/wordprocessingDrawing" xmlns:wp="http://schemas.openxmlformats.org/drawingml/2006/wordprocessingDrawing" xmlns:w10="urn:schemas-microsoft-com:office:word" xmlns:w="http://schemas.openxmlformats.org/wordprocessingml/2006/main" xmlns:w14="http://schemas.microsoft.com/office/word/2010/wordml" xmlns:w15="http://schemas.microsoft.com/office/word/2012/wordml" xmlns:w16cid="http://schemas.microsoft.com/office/word/2016/wordml/cid" xmlns:w16se="http://schemas.microsoft.com/office/word/2015/wordml/symex" xmlns:wpg="http://schemas.microsoft.com/office/word/2010/wordprocessingGroup" xmlns:wpi="http://schemas.microsoft.com/office/word/2010/wordprocessingInk" xmlns:wne="http://schemas.microsoft.com/office/word/2006/wordml" xmlns:wps="http://schemas.microsoft.com/office/word/2010/wordprocessingShape" mc:Ignorable="w14 w15 w16se w16cid wp14">
   <w:body>
     <w:p>
       <w:pPr>
@@ -22,22 +22,48 @@
           <w:sz w:val="28"/>
           <w:szCs w:val="28"/>
         </w:rPr>
-        <w:t>Гражданско-правовой договор №{{ contract.number }}</w:t>
-      </w:r>
-    </w:p>
-    <w:p>
-      <w:pPr>
-        <w:spacing w:line="240" w:lineRule="auto"/>
-        <w:ind w:left="-567" w:firstLine="425"/>
-        <w:contextualSpacing/>
-        <w:jc w:val="center"/>
+        <w:t xml:space="preserve">Гражданско-правовой договор </w:t>
+      </w:r>
+      <w:proofErr w:type="gramStart"/>
+      <w:r>
         <w:rPr>
           <w:rFonts w:ascii="Times New Roman" w:hAnsi="Times New Roman"/>
           <w:b/>
           <w:sz w:val="28"/>
           <w:szCs w:val="28"/>
         </w:rPr>
-      </w:pPr>
+        <w:t>№{</w:t>
+      </w:r>
+      <w:proofErr w:type="gramEnd"/>
+      <w:r>
+        <w:rPr>
+          <w:rFonts w:ascii="Times New Roman" w:hAnsi="Times New Roman"/>
+          <w:b/>
+          <w:sz w:val="28"/>
+          <w:szCs w:val="28"/>
+        </w:rPr>
+        <w:t xml:space="preserve">{ </w:t>
+      </w:r>
+      <w:proofErr w:type="spellStart"/>
+      <w:r>
+        <w:rPr>
+          <w:rFonts w:ascii="Times New Roman" w:hAnsi="Times New Roman"/>
+          <w:b/>
+          <w:sz w:val="28"/>
+          <w:szCs w:val="28"/>
+        </w:rPr>
+        <w:t>contract.number</w:t>
+      </w:r>
+      <w:proofErr w:type="spellEnd"/>
+      <w:r>
+        <w:rPr>
+          <w:rFonts w:ascii="Times New Roman" w:hAnsi="Times New Roman"/>
+          <w:b/>
+          <w:sz w:val="28"/>
+          <w:szCs w:val="28"/>
+        </w:rPr>
+        <w:t xml:space="preserve"> }}</w:t>
+      </w:r>
     </w:p>
     <w:p>
       <w:pPr>
@@ -47,17 +73,81 @@
         <w:jc w:val="center"/>
         <w:rPr>
           <w:rFonts w:ascii="Times New Roman" w:hAnsi="Times New Roman"/>
-          <w:sz w:val="24"/>
-          <w:szCs w:val="24"/>
-        </w:rPr>
-      </w:pPr>
-      <w:r>
-        <w:rPr>
-          <w:rFonts w:ascii="Times New Roman" w:hAnsi="Times New Roman"/>
-          <w:sz w:val="24"/>
-          <w:szCs w:val="24"/>
-        </w:rPr>
-        <w:t>г. {{ contract.sign_city }}                                                                                          {{ contract.sign_date_str }}</w:t>
+          <w:b/>
+          <w:sz w:val="28"/>
+          <w:szCs w:val="28"/>
+        </w:rPr>
+      </w:pPr>
+    </w:p>
+    <w:p>
+      <w:pPr>
+        <w:spacing w:line="240" w:lineRule="auto"/>
+        <w:ind w:left="-567" w:firstLine="425"/>
+        <w:contextualSpacing/>
+        <w:jc w:val="center"/>
+        <w:rPr>
+          <w:rFonts w:ascii="Times New Roman" w:hAnsi="Times New Roman"/>
+          <w:sz w:val="24"/>
+          <w:szCs w:val="24"/>
+          <w:lang w:val="en-US"/>
+        </w:rPr>
+      </w:pPr>
+      <w:r>
+        <w:rPr>
+          <w:rFonts w:ascii="Times New Roman" w:hAnsi="Times New Roman"/>
+          <w:sz w:val="24"/>
+          <w:szCs w:val="24"/>
+        </w:rPr>
+        <w:t>г</w:t>
+      </w:r>
+      <w:r>
+        <w:rPr>
+          <w:rFonts w:ascii="Times New Roman" w:hAnsi="Times New Roman"/>
+          <w:sz w:val="24"/>
+          <w:szCs w:val="24"/>
+          <w:lang w:val="en-US"/>
+        </w:rPr>
+        <w:t xml:space="preserve">. {{ </w:t>
+      </w:r>
+      <w:proofErr w:type="spellStart"/>
+      <w:r>
+        <w:rPr>
+          <w:rFonts w:ascii="Times New Roman" w:hAnsi="Times New Roman"/>
+          <w:sz w:val="24"/>
+          <w:szCs w:val="24"/>
+          <w:lang w:val="en-US"/>
+        </w:rPr>
+        <w:t>contract.sign_city</w:t>
+      </w:r>
+      <w:proofErr w:type="spellEnd"/>
+      <w:r>
+        <w:rPr>
+          <w:rFonts w:ascii="Times New Roman" w:hAnsi="Times New Roman"/>
+          <w:sz w:val="24"/>
+          <w:szCs w:val="24"/>
+          <w:lang w:val="en-US"/>
+        </w:rPr>
+        <w:t xml:space="preserve"> }}                                                                                          {{ </w:t>
+      </w:r>
+      <w:proofErr w:type="spellStart"/>
+      <w:r>
+        <w:rPr>
+          <w:rFonts w:ascii="Times New Roman" w:hAnsi="Times New Roman"/>
+          <w:sz w:val="24"/>
+          <w:szCs w:val="24"/>
+          <w:lang w:val="en-US"/>
+        </w:rPr>
+        <w:t>contract.sign_date_str</w:t>
+      </w:r>
+      <w:proofErr w:type="spellEnd"/>
+      <w:r>
+        <w:rPr>
+          <w:rFonts w:ascii="Times New Roman" w:hAnsi="Times New Roman"/>
+          <w:sz w:val="24"/>
+          <w:szCs w:val="24"/>
+          <w:lang w:val="en-US"/>
+        </w:rPr>
+        <w:t xml:space="preserve"> }}</w:t>
       </w:r>
     </w:p>
     <w:p>
@@ -70,6 +160,7 @@
           <w:rFonts w:ascii="Times New Roman" w:hAnsi="Times New Roman"/>
           <w:sz w:val="16"/>
           <w:szCs w:val="16"/>
+          <w:lang w:val="en-US"/>
         </w:rPr>
       </w:pPr>
     </w:p>
@@ -83,32 +174,861 @@
           <w:rFonts w:ascii="Times New Roman" w:hAnsi="Times New Roman"/>
           <w:sz w:val="24"/>
           <w:szCs w:val="24"/>
-        </w:rPr>
-      </w:pPr>
-      <w:r>
-        <w:rPr>
-          <w:rFonts w:ascii="Times New Roman" w:hAnsi="Times New Roman"/>
-          <w:sz w:val="24"/>
-          <w:szCs w:val="24"/>
-        </w:rPr>
-        <w:t xml:space="preserve">{{ company.full_name_ru }}, в дальнейшем именуемое, «ЗАКАЗЧИК», в лице {{ company.director_position_ru }} {{ company.director_full_name_genitive_ru }}, действующего на основании Устава, с одной стороны и {{ applicant.citizen_phrase }} {{ applicant.full_name_native }}, паспорт </w:t>
-      </w:r>
-      <w:r>
-        <w:rPr>
-          <w:rFonts w:ascii="Times New Roman" w:hAnsi="Times New Roman"/>
-          <w:sz w:val="24"/>
-          <w:szCs w:val="24"/>
-          <w:lang w:val="en-US"/>
-        </w:rPr>
-        <w:t xml:space="preserve">{{ applicant.passport_formatted }}</w:t>
-      </w:r>
-      <w:r>
-        <w:rPr>
-          <w:rFonts w:ascii="Times New Roman" w:hAnsi="Times New Roman"/>
-          <w:sz w:val="24"/>
-          <w:szCs w:val="24"/>
-        </w:rPr>
-        <w:t xml:space="preserve">, выдан {{ fmt_date_ru(applicant.passport_issue_date) }}г., именуем{{ applicant.named_suffix }} в дальнейшем «ПОДРЯДЧИК», с другой стороны, вместе именуемые «Стороны», заключили настоящий договор подряда с физическим лицом (далее – «Договор») о нижеследующем:</w:t>
+          <w:lang w:val="en-US"/>
+        </w:rPr>
+      </w:pPr>
+      <w:r>
+        <w:rPr>
+          <w:rFonts w:ascii="Times New Roman" w:hAnsi="Times New Roman"/>
+          <w:sz w:val="24"/>
+          <w:szCs w:val="24"/>
+          <w:lang w:val="en-US"/>
+        </w:rPr>
+        <w:t xml:space="preserve">{{ </w:t>
+      </w:r>
+      <w:proofErr w:type="spellStart"/>
+      <w:r>
+        <w:rPr>
+          <w:rFonts w:ascii="Times New Roman" w:hAnsi="Times New Roman"/>
+          <w:sz w:val="24"/>
+          <w:szCs w:val="24"/>
+          <w:lang w:val="en-US"/>
+        </w:rPr>
+        <w:t>company.full_name_ru</w:t>
+      </w:r>
+      <w:proofErr w:type="spellEnd"/>
+      <w:r>
+        <w:rPr>
+          <w:rFonts w:ascii="Times New Roman" w:hAnsi="Times New Roman"/>
+          <w:sz w:val="24"/>
+          <w:szCs w:val="24"/>
+          <w:lang w:val="en-US"/>
+        </w:rPr>
+        <w:t xml:space="preserve"> }}, </w:t>
+      </w:r>
+      <w:r>
+        <w:rPr>
+          <w:rFonts w:ascii="Times New Roman" w:hAnsi="Times New Roman"/>
+          <w:sz w:val="24"/>
+          <w:szCs w:val="24"/>
+        </w:rPr>
+        <w:t>в</w:t>
+      </w:r>
+      <w:r>
+        <w:rPr>
+          <w:rFonts w:ascii="Times New Roman" w:hAnsi="Times New Roman"/>
+          <w:sz w:val="24"/>
+          <w:szCs w:val="24"/>
+          <w:lang w:val="en-US"/>
+        </w:rPr>
+        <w:t xml:space="preserve"> </w:t>
+      </w:r>
+      <w:r>
+        <w:rPr>
+          <w:rFonts w:ascii="Times New Roman" w:hAnsi="Times New Roman"/>
+          <w:sz w:val="24"/>
+          <w:szCs w:val="24"/>
+        </w:rPr>
+        <w:t>дальнейшем</w:t>
+      </w:r>
+      <w:r>
+        <w:rPr>
+          <w:rFonts w:ascii="Times New Roman" w:hAnsi="Times New Roman"/>
+          <w:sz w:val="24"/>
+          <w:szCs w:val="24"/>
+          <w:lang w:val="en-US"/>
+        </w:rPr>
+        <w:t xml:space="preserve"> </w:t>
+      </w:r>
+      <w:r>
+        <w:rPr>
+          <w:rFonts w:ascii="Times New Roman" w:hAnsi="Times New Roman"/>
+          <w:sz w:val="24"/>
+          <w:szCs w:val="24"/>
+        </w:rPr>
+        <w:t>именуемое</w:t>
+      </w:r>
+      <w:r>
+        <w:rPr>
+          <w:rFonts w:ascii="Times New Roman" w:hAnsi="Times New Roman"/>
+          <w:sz w:val="24"/>
+          <w:szCs w:val="24"/>
+          <w:lang w:val="en-US"/>
+        </w:rPr>
+        <w:t>, «</w:t>
+      </w:r>
+      <w:r>
+        <w:rPr>
+          <w:rFonts w:ascii="Times New Roman" w:hAnsi="Times New Roman"/>
+          <w:sz w:val="24"/>
+          <w:szCs w:val="24"/>
+        </w:rPr>
+        <w:t>ЗАКАЗЧИК</w:t>
+      </w:r>
+      <w:r>
+        <w:rPr>
+          <w:rFonts w:ascii="Times New Roman" w:hAnsi="Times New Roman"/>
+          <w:sz w:val="24"/>
+          <w:szCs w:val="24"/>
+          <w:lang w:val="en-US"/>
+        </w:rPr>
+        <w:t xml:space="preserve">», </w:t>
+      </w:r>
+      <w:r>
+        <w:rPr>
+          <w:rFonts w:ascii="Times New Roman" w:hAnsi="Times New Roman"/>
+          <w:sz w:val="24"/>
+          <w:szCs w:val="24"/>
+        </w:rPr>
+        <w:t>в</w:t>
+      </w:r>
+      <w:r>
+        <w:rPr>
+          <w:rFonts w:ascii="Times New Roman" w:hAnsi="Times New Roman"/>
+          <w:sz w:val="24"/>
+          <w:szCs w:val="24"/>
+          <w:lang w:val="en-US"/>
+        </w:rPr>
+        <w:t xml:space="preserve"> </w:t>
+      </w:r>
+      <w:r>
+        <w:rPr>
+          <w:rFonts w:ascii="Times New Roman" w:hAnsi="Times New Roman"/>
+          <w:sz w:val="24"/>
+          <w:szCs w:val="24"/>
+        </w:rPr>
+        <w:t>лице</w:t>
+      </w:r>
+      <w:r>
+        <w:rPr>
+          <w:rFonts w:ascii="Times New Roman" w:hAnsi="Times New Roman"/>
+          <w:sz w:val="24"/>
+          <w:szCs w:val="24"/>
+          <w:lang w:val="en-US"/>
+        </w:rPr>
+        <w:t xml:space="preserve"> {{ </w:t>
+      </w:r>
+      <w:proofErr w:type="spellStart"/>
+      <w:r>
+        <w:rPr>
+          <w:rFonts w:ascii="Times New Roman" w:hAnsi="Times New Roman"/>
+          <w:sz w:val="24"/>
+          <w:szCs w:val="24"/>
+          <w:lang w:val="en-US"/>
+        </w:rPr>
+        <w:t>company.director_position_ru</w:t>
+      </w:r>
+      <w:proofErr w:type="spellEnd"/>
+      <w:r>
+        <w:rPr>
+          <w:rFonts w:ascii="Times New Roman" w:hAnsi="Times New Roman"/>
+          <w:sz w:val="24"/>
+          <w:szCs w:val="24"/>
+          <w:lang w:val="en-US"/>
+        </w:rPr>
+        <w:t xml:space="preserve"> }} {{ </w:t>
+      </w:r>
+      <w:proofErr w:type="spellStart"/>
+      <w:r>
+        <w:rPr>
+          <w:rFonts w:ascii="Times New Roman" w:hAnsi="Times New Roman"/>
+          <w:sz w:val="24"/>
+          <w:szCs w:val="24"/>
+          <w:lang w:val="en-US"/>
+        </w:rPr>
+        <w:t>company.director_full_name_genitive_ru</w:t>
+      </w:r>
+      <w:proofErr w:type="spellEnd"/>
+      <w:r>
+        <w:rPr>
+          <w:rFonts w:ascii="Times New Roman" w:hAnsi="Times New Roman"/>
+          <w:sz w:val="24"/>
+          <w:szCs w:val="24"/>
+          <w:lang w:val="en-US"/>
+        </w:rPr>
+        <w:t xml:space="preserve"> }}, </w:t>
+      </w:r>
+      <w:r>
+        <w:rPr>
+          <w:rFonts w:ascii="Times New Roman" w:hAnsi="Times New Roman"/>
+          <w:sz w:val="24"/>
+          <w:szCs w:val="24"/>
+        </w:rPr>
+        <w:t>действующего</w:t>
+      </w:r>
+      <w:r>
+        <w:rPr>
+          <w:rFonts w:ascii="Times New Roman" w:hAnsi="Times New Roman"/>
+          <w:sz w:val="24"/>
+          <w:szCs w:val="24"/>
+          <w:lang w:val="en-US"/>
+        </w:rPr>
+        <w:t xml:space="preserve"> </w:t>
+      </w:r>
+      <w:r>
+        <w:rPr>
+          <w:rFonts w:ascii="Times New Roman" w:hAnsi="Times New Roman"/>
+          <w:sz w:val="24"/>
+          <w:szCs w:val="24"/>
+        </w:rPr>
+        <w:t>на</w:t>
+      </w:r>
+      <w:r>
+        <w:rPr>
+          <w:rFonts w:ascii="Times New Roman" w:hAnsi="Times New Roman"/>
+          <w:sz w:val="24"/>
+          <w:szCs w:val="24"/>
+          <w:lang w:val="en-US"/>
+        </w:rPr>
+        <w:t xml:space="preserve"> </w:t>
+      </w:r>
+      <w:r>
+        <w:rPr>
+          <w:rFonts w:ascii="Times New Roman" w:hAnsi="Times New Roman"/>
+          <w:sz w:val="24"/>
+          <w:szCs w:val="24"/>
+        </w:rPr>
+        <w:t>основании</w:t>
+      </w:r>
+      <w:r>
+        <w:rPr>
+          <w:rFonts w:ascii="Times New Roman" w:hAnsi="Times New Roman"/>
+          <w:sz w:val="24"/>
+          <w:szCs w:val="24"/>
+          <w:lang w:val="en-US"/>
+        </w:rPr>
+        <w:t xml:space="preserve"> </w:t>
+      </w:r>
+      <w:r>
+        <w:rPr>
+          <w:rFonts w:ascii="Times New Roman" w:hAnsi="Times New Roman"/>
+          <w:sz w:val="24"/>
+          <w:szCs w:val="24"/>
+        </w:rPr>
+        <w:t>Устава</w:t>
+      </w:r>
+      <w:r>
+        <w:rPr>
+          <w:rFonts w:ascii="Times New Roman" w:hAnsi="Times New Roman"/>
+          <w:sz w:val="24"/>
+          <w:szCs w:val="24"/>
+          <w:lang w:val="en-US"/>
+        </w:rPr>
+        <w:t xml:space="preserve">, </w:t>
+      </w:r>
+      <w:r>
+        <w:rPr>
+          <w:rFonts w:ascii="Times New Roman" w:hAnsi="Times New Roman"/>
+          <w:sz w:val="24"/>
+          <w:szCs w:val="24"/>
+        </w:rPr>
+        <w:t>с</w:t>
+      </w:r>
+      <w:r>
+        <w:rPr>
+          <w:rFonts w:ascii="Times New Roman" w:hAnsi="Times New Roman"/>
+          <w:sz w:val="24"/>
+          <w:szCs w:val="24"/>
+          <w:lang w:val="en-US"/>
+        </w:rPr>
+        <w:t xml:space="preserve"> </w:t>
+      </w:r>
+      <w:r>
+        <w:rPr>
+          <w:rFonts w:ascii="Times New Roman" w:hAnsi="Times New Roman"/>
+          <w:sz w:val="24"/>
+          <w:szCs w:val="24"/>
+        </w:rPr>
+        <w:t>одной</w:t>
+      </w:r>
+      <w:r>
+        <w:rPr>
+          <w:rFonts w:ascii="Times New Roman" w:hAnsi="Times New Roman"/>
+          <w:sz w:val="24"/>
+          <w:szCs w:val="24"/>
+          <w:lang w:val="en-US"/>
+        </w:rPr>
+        <w:t xml:space="preserve"> </w:t>
+      </w:r>
+      <w:r>
+        <w:rPr>
+          <w:rFonts w:ascii="Times New Roman" w:hAnsi="Times New Roman"/>
+          <w:sz w:val="24"/>
+          <w:szCs w:val="24"/>
+        </w:rPr>
+        <w:t>стороны</w:t>
+      </w:r>
+      <w:r>
+        <w:rPr>
+          <w:rFonts w:ascii="Times New Roman" w:hAnsi="Times New Roman"/>
+          <w:sz w:val="24"/>
+          <w:szCs w:val="24"/>
+          <w:lang w:val="en-US"/>
+        </w:rPr>
+        <w:t xml:space="preserve"> </w:t>
+      </w:r>
+      <w:r>
+        <w:rPr>
+          <w:rFonts w:ascii="Times New Roman" w:hAnsi="Times New Roman"/>
+          <w:sz w:val="24"/>
+          <w:szCs w:val="24"/>
+        </w:rPr>
+        <w:t>и</w:t>
+      </w:r>
+      <w:r>
+        <w:rPr>
+          <w:rFonts w:ascii="Times New Roman" w:hAnsi="Times New Roman"/>
+          <w:sz w:val="24"/>
+          <w:szCs w:val="24"/>
+          <w:lang w:val="en-US"/>
+        </w:rPr>
+        <w:t xml:space="preserve"> {{ </w:t>
+      </w:r>
+      <w:proofErr w:type="spellStart"/>
+      <w:r>
+        <w:rPr>
+          <w:rFonts w:ascii="Times New Roman" w:hAnsi="Times New Roman"/>
+          <w:sz w:val="24"/>
+          <w:szCs w:val="24"/>
+          <w:lang w:val="en-US"/>
+        </w:rPr>
+        <w:t>applicant.citizen_phrase</w:t>
+      </w:r>
+      <w:proofErr w:type="spellEnd"/>
+      <w:r>
+        <w:rPr>
+          <w:rFonts w:ascii="Times New Roman" w:hAnsi="Times New Roman"/>
+          <w:sz w:val="24"/>
+          <w:szCs w:val="24"/>
+          <w:lang w:val="en-US"/>
+        </w:rPr>
+        <w:t xml:space="preserve"> }} {{ </w:t>
+      </w:r>
+      <w:proofErr w:type="spellStart"/>
+      <w:r>
+        <w:rPr>
+          <w:rFonts w:ascii="Times New Roman" w:hAnsi="Times New Roman"/>
+          <w:sz w:val="24"/>
+          <w:szCs w:val="24"/>
+          <w:lang w:val="en-US"/>
+        </w:rPr>
+        <w:t>applicant.full_name_native</w:t>
+      </w:r>
+      <w:proofErr w:type="spellEnd"/>
+      <w:r>
+        <w:rPr>
+          <w:rFonts w:ascii="Times New Roman" w:hAnsi="Times New Roman"/>
+          <w:sz w:val="24"/>
+          <w:szCs w:val="24"/>
+          <w:lang w:val="en-US"/>
+        </w:rPr>
+        <w:t xml:space="preserve"> }}, </w:t>
+      </w:r>
+      <w:r>
+        <w:rPr>
+          <w:rFonts w:ascii="Times New Roman" w:hAnsi="Times New Roman"/>
+          <w:sz w:val="24"/>
+          <w:szCs w:val="24"/>
+        </w:rPr>
+        <w:t>паспорт</w:t>
+      </w:r>
+      <w:r>
+        <w:rPr>
+          <w:rFonts w:ascii="Times New Roman" w:hAnsi="Times New Roman"/>
+          <w:sz w:val="24"/>
+          <w:szCs w:val="24"/>
+          <w:lang w:val="en-US"/>
+        </w:rPr>
+        <w:t xml:space="preserve"> </w:t>
+      </w:r>
+      <w:r>
+        <w:rPr>
+          <w:rFonts w:ascii="Times New Roman" w:hAnsi="Times New Roman"/>
+          <w:sz w:val="24"/>
+          <w:szCs w:val="24"/>
+          <w:lang w:val="en-US"/>
+        </w:rPr>
+        <w:t xml:space="preserve">{{ </w:t>
+      </w:r>
+      <w:proofErr w:type="spellStart"/>
+      <w:r>
+        <w:rPr>
+          <w:rFonts w:ascii="Times New Roman" w:hAnsi="Times New Roman"/>
+          <w:sz w:val="24"/>
+          <w:szCs w:val="24"/>
+          <w:lang w:val="en-US"/>
+        </w:rPr>
+        <w:t>applicant.passport_formatted</w:t>
+      </w:r>
+      <w:proofErr w:type="spellEnd"/>
+      <w:r>
+        <w:rPr>
+          <w:rFonts w:ascii="Times New Roman" w:hAnsi="Times New Roman"/>
+          <w:sz w:val="24"/>
+          <w:szCs w:val="24"/>
+          <w:lang w:val="en-US"/>
+        </w:rPr>
+        <w:t xml:space="preserve"> }}</w:t>
+      </w:r>
+      <w:r>
+        <w:rPr>
+          <w:rFonts w:ascii="Times New Roman" w:hAnsi="Times New Roman"/>
+          <w:sz w:val="24"/>
+          <w:szCs w:val="24"/>
+          <w:lang w:val="en-US"/>
+        </w:rPr>
+        <w:t xml:space="preserve">, </w:t>
+      </w:r>
+      <w:r>
+        <w:rPr>
+          <w:rFonts w:ascii="Times New Roman" w:hAnsi="Times New Roman"/>
+          <w:sz w:val="24"/>
+          <w:szCs w:val="24"/>
+        </w:rPr>
+        <w:t>выдан</w:t>
+      </w:r>
+      <w:r>
+        <w:rPr>
+          <w:rFonts w:ascii="Times New Roman" w:hAnsi="Times New Roman"/>
+          <w:sz w:val="24"/>
+          <w:szCs w:val="24"/>
+          <w:lang w:val="en-US"/>
+        </w:rPr>
+        <w:t xml:space="preserve"> {{ </w:t>
+      </w:r>
+      <w:proofErr w:type="spellStart"/>
+      <w:r>
+        <w:rPr>
+          <w:rFonts w:ascii="Times New Roman" w:hAnsi="Times New Roman"/>
+          <w:sz w:val="24"/>
+          <w:szCs w:val="24"/>
+          <w:lang w:val="en-US"/>
+        </w:rPr>
+        <w:t>fmt_date_ru</w:t>
+      </w:r>
+      <w:proofErr w:type="spellEnd"/>
+      <w:r>
+        <w:rPr>
+          <w:rFonts w:ascii="Times New Roman" w:hAnsi="Times New Roman"/>
+          <w:sz w:val="24"/>
+          <w:szCs w:val="24"/>
+          <w:lang w:val="en-US"/>
+        </w:rPr>
+        <w:t>(</w:t>
+      </w:r>
+      <w:proofErr w:type="spellStart"/>
+      <w:r>
+        <w:rPr>
+          <w:rFonts w:ascii="Times New Roman" w:hAnsi="Times New Roman"/>
+          <w:sz w:val="24"/>
+          <w:szCs w:val="24"/>
+          <w:lang w:val="en-US"/>
+        </w:rPr>
+        <w:t>applicant.passport_issue_date</w:t>
+      </w:r>
+      <w:proofErr w:type="spellEnd"/>
+      <w:r>
+        <w:rPr>
+          <w:rFonts w:ascii="Times New Roman" w:hAnsi="Times New Roman"/>
+          <w:sz w:val="24"/>
+          <w:szCs w:val="24"/>
+          <w:lang w:val="en-US"/>
+        </w:rPr>
+        <w:t>) }}</w:t>
+      </w:r>
+      <w:r>
+        <w:rPr>
+          <w:rFonts w:ascii="Times New Roman" w:hAnsi="Times New Roman"/>
+          <w:sz w:val="24"/>
+          <w:szCs w:val="24"/>
+        </w:rPr>
+        <w:t>г</w:t>
+      </w:r>
+      <w:r>
+        <w:rPr>
+          <w:rFonts w:ascii="Times New Roman" w:hAnsi="Times New Roman"/>
+          <w:sz w:val="24"/>
+          <w:szCs w:val="24"/>
+          <w:lang w:val="en-US"/>
+        </w:rPr>
+        <w:t xml:space="preserve">., </w:t>
+      </w:r>
+      <w:r>
+        <w:rPr>
+          <w:rFonts w:ascii="Times New Roman" w:hAnsi="Times New Roman"/>
+          <w:sz w:val="24"/>
+          <w:szCs w:val="24"/>
+        </w:rPr>
+        <w:t>именуем</w:t>
+      </w:r>
+      <w:r>
+        <w:rPr>
+          <w:rFonts w:ascii="Times New Roman" w:hAnsi="Times New Roman"/>
+          <w:sz w:val="24"/>
+          <w:szCs w:val="24"/>
+          <w:lang w:val="en-US"/>
+        </w:rPr>
+        <w:t xml:space="preserve">{{ </w:t>
+      </w:r>
+      <w:proofErr w:type="spellStart"/>
+      <w:r>
+        <w:rPr>
+          <w:rFonts w:ascii="Times New Roman" w:hAnsi="Times New Roman"/>
+          <w:sz w:val="24"/>
+          <w:szCs w:val="24"/>
+          <w:lang w:val="en-US"/>
+        </w:rPr>
+        <w:t>applicant.named_suffix</w:t>
+      </w:r>
+      <w:proofErr w:type="spellEnd"/>
+      <w:r>
+        <w:rPr>
+          <w:rFonts w:ascii="Times New Roman" w:hAnsi="Times New Roman"/>
+          <w:sz w:val="24"/>
+          <w:szCs w:val="24"/>
+          <w:lang w:val="en-US"/>
+        </w:rPr>
+        <w:t xml:space="preserve"> }} </w:t>
+      </w:r>
+      <w:r>
+        <w:rPr>
+          <w:rFonts w:ascii="Times New Roman" w:hAnsi="Times New Roman"/>
+          <w:sz w:val="24"/>
+          <w:szCs w:val="24"/>
+        </w:rPr>
+        <w:t>в</w:t>
+      </w:r>
+      <w:r>
+        <w:rPr>
+          <w:rFonts w:ascii="Times New Roman" w:hAnsi="Times New Roman"/>
+          <w:sz w:val="24"/>
+          <w:szCs w:val="24"/>
+          <w:lang w:val="en-US"/>
+        </w:rPr>
+        <w:t xml:space="preserve"> </w:t>
+      </w:r>
+      <w:r>
+        <w:rPr>
+          <w:rFonts w:ascii="Times New Roman" w:hAnsi="Times New Roman"/>
+          <w:sz w:val="24"/>
+          <w:szCs w:val="24"/>
+        </w:rPr>
+        <w:t>дальнейшем</w:t>
+      </w:r>
+      <w:r>
+        <w:rPr>
+          <w:rFonts w:ascii="Times New Roman" w:hAnsi="Times New Roman"/>
+          <w:sz w:val="24"/>
+          <w:szCs w:val="24"/>
+          <w:lang w:val="en-US"/>
+        </w:rPr>
+        <w:t xml:space="preserve"> «</w:t>
+      </w:r>
+      <w:r>
+        <w:rPr>
+          <w:rFonts w:ascii="Times New Roman" w:hAnsi="Times New Roman"/>
+          <w:sz w:val="24"/>
+          <w:szCs w:val="24"/>
+        </w:rPr>
+        <w:t>ПОДРЯДЧИК</w:t>
+      </w:r>
+      <w:r>
+        <w:rPr>
+          <w:rFonts w:ascii="Times New Roman" w:hAnsi="Times New Roman"/>
+          <w:sz w:val="24"/>
+          <w:szCs w:val="24"/>
+          <w:lang w:val="en-US"/>
+        </w:rPr>
+        <w:t xml:space="preserve">», </w:t>
+      </w:r>
+      <w:r>
+        <w:rPr>
+          <w:rFonts w:ascii="Times New Roman" w:hAnsi="Times New Roman"/>
+          <w:sz w:val="24"/>
+          <w:szCs w:val="24"/>
+        </w:rPr>
+        <w:t>с</w:t>
+      </w:r>
+      <w:r>
+        <w:rPr>
+          <w:rFonts w:ascii="Times New Roman" w:hAnsi="Times New Roman"/>
+          <w:sz w:val="24"/>
+          <w:szCs w:val="24"/>
+          <w:lang w:val="en-US"/>
+        </w:rPr>
+        <w:t xml:space="preserve"> </w:t>
+      </w:r>
+      <w:r>
+        <w:rPr>
+          <w:rFonts w:ascii="Times New Roman" w:hAnsi="Times New Roman"/>
+          <w:sz w:val="24"/>
+          <w:szCs w:val="24"/>
+        </w:rPr>
+        <w:t>другой</w:t>
+      </w:r>
+      <w:r>
+        <w:rPr>
+          <w:rFonts w:ascii="Times New Roman" w:hAnsi="Times New Roman"/>
+          <w:sz w:val="24"/>
+          <w:szCs w:val="24"/>
+          <w:lang w:val="en-US"/>
+        </w:rPr>
+        <w:t xml:space="preserve"> </w:t>
+      </w:r>
+      <w:r>
+        <w:rPr>
+          <w:rFonts w:ascii="Times New Roman" w:hAnsi="Times New Roman"/>
+          <w:sz w:val="24"/>
+          <w:szCs w:val="24"/>
+        </w:rPr>
+        <w:t>стороны</w:t>
+      </w:r>
+      <w:r>
+        <w:rPr>
+          <w:rFonts w:ascii="Times New Roman" w:hAnsi="Times New Roman"/>
+          <w:sz w:val="24"/>
+          <w:szCs w:val="24"/>
+          <w:lang w:val="en-US"/>
+        </w:rPr>
+        <w:t xml:space="preserve">, </w:t>
+      </w:r>
+      <w:r>
+        <w:rPr>
+          <w:rFonts w:ascii="Times New Roman" w:hAnsi="Times New Roman"/>
+          <w:sz w:val="24"/>
+          <w:szCs w:val="24"/>
+        </w:rPr>
+        <w:t>вместе</w:t>
+      </w:r>
+      <w:r>
+        <w:rPr>
+          <w:rFonts w:ascii="Times New Roman" w:hAnsi="Times New Roman"/>
+          <w:sz w:val="24"/>
+          <w:szCs w:val="24"/>
+          <w:lang w:val="en-US"/>
+        </w:rPr>
+        <w:t xml:space="preserve"> </w:t>
+      </w:r>
+      <w:r>
+        <w:rPr>
+          <w:rFonts w:ascii="Times New Roman" w:hAnsi="Times New Roman"/>
+          <w:sz w:val="24"/>
+          <w:szCs w:val="24"/>
+        </w:rPr>
+        <w:t>именуемые</w:t>
+      </w:r>
+      <w:r>
+        <w:rPr>
+          <w:rFonts w:ascii="Times New Roman" w:hAnsi="Times New Roman"/>
+          <w:sz w:val="24"/>
+          <w:szCs w:val="24"/>
+          <w:lang w:val="en-US"/>
+        </w:rPr>
+        <w:t xml:space="preserve"> «</w:t>
+      </w:r>
+      <w:r>
+        <w:rPr>
+          <w:rFonts w:ascii="Times New Roman" w:hAnsi="Times New Roman"/>
+          <w:sz w:val="24"/>
+          <w:szCs w:val="24"/>
+        </w:rPr>
+        <w:t>Стороны</w:t>
+      </w:r>
+      <w:r>
+        <w:rPr>
+          <w:rFonts w:ascii="Times New Roman" w:hAnsi="Times New Roman"/>
+          <w:sz w:val="24"/>
+          <w:szCs w:val="24"/>
+          <w:lang w:val="en-US"/>
+        </w:rPr>
+        <w:t xml:space="preserve">», </w:t>
+      </w:r>
+      <w:r>
+        <w:rPr>
+          <w:rFonts w:ascii="Times New Roman" w:hAnsi="Times New Roman"/>
+          <w:sz w:val="24"/>
+          <w:szCs w:val="24"/>
+        </w:rPr>
+        <w:t>заключили</w:t>
+      </w:r>
+      <w:r>
+        <w:rPr>
+          <w:rFonts w:ascii="Times New Roman" w:hAnsi="Times New Roman"/>
+          <w:sz w:val="24"/>
+          <w:szCs w:val="24"/>
+          <w:lang w:val="en-US"/>
+        </w:rPr>
+        <w:t xml:space="preserve"> </w:t>
+      </w:r>
+      <w:r>
+        <w:rPr>
+          <w:rFonts w:ascii="Times New Roman" w:hAnsi="Times New Roman"/>
+          <w:sz w:val="24"/>
+          <w:szCs w:val="24"/>
+        </w:rPr>
+        <w:t>настоящий</w:t>
+      </w:r>
+      <w:r>
+        <w:rPr>
+          <w:rFonts w:ascii="Times New Roman" w:hAnsi="Times New Roman"/>
+          <w:sz w:val="24"/>
+          <w:szCs w:val="24"/>
+          <w:lang w:val="en-US"/>
+        </w:rPr>
+        <w:t xml:space="preserve"> </w:t>
+      </w:r>
+      <w:r>
+        <w:rPr>
+          <w:rFonts w:ascii="Times New Roman" w:hAnsi="Times New Roman"/>
+          <w:sz w:val="24"/>
+          <w:szCs w:val="24"/>
+        </w:rPr>
+        <w:t>договор</w:t>
+      </w:r>
+      <w:r>
+        <w:rPr>
+          <w:rFonts w:ascii="Times New Roman" w:hAnsi="Times New Roman"/>
+          <w:sz w:val="24"/>
+          <w:szCs w:val="24"/>
+          <w:lang w:val="en-US"/>
+        </w:rPr>
+        <w:t xml:space="preserve"> </w:t>
+      </w:r>
+      <w:r>
+        <w:rPr>
+          <w:rFonts w:ascii="Times New Roman" w:hAnsi="Times New Roman"/>
+          <w:sz w:val="24"/>
+          <w:szCs w:val="24"/>
+        </w:rPr>
+        <w:t>подряда</w:t>
+      </w:r>
+      <w:r>
+        <w:rPr>
+          <w:rFonts w:ascii="Times New Roman" w:hAnsi="Times New Roman"/>
+          <w:sz w:val="24"/>
+          <w:szCs w:val="24"/>
+          <w:lang w:val="en-US"/>
+        </w:rPr>
+        <w:t xml:space="preserve"> </w:t>
+      </w:r>
+      <w:r>
+        <w:rPr>
+          <w:rFonts w:ascii="Times New Roman" w:hAnsi="Times New Roman"/>
+          <w:sz w:val="24"/>
+          <w:szCs w:val="24"/>
+        </w:rPr>
+        <w:t>с</w:t>
+      </w:r>
+      <w:r>
+        <w:rPr>
+          <w:rFonts w:ascii="Times New Roman" w:hAnsi="Times New Roman"/>
+          <w:sz w:val="24"/>
+          <w:szCs w:val="24"/>
+          <w:lang w:val="en-US"/>
+        </w:rPr>
+        <w:t xml:space="preserve"> </w:t>
+      </w:r>
+      <w:r>
+        <w:rPr>
+          <w:rFonts w:ascii="Times New Roman" w:hAnsi="Times New Roman"/>
+          <w:sz w:val="24"/>
+          <w:szCs w:val="24"/>
+        </w:rPr>
+        <w:t>физическим</w:t>
+      </w:r>
+      <w:r>
+        <w:rPr>
+          <w:rFonts w:ascii="Times New Roman" w:hAnsi="Times New Roman"/>
+          <w:sz w:val="24"/>
+          <w:szCs w:val="24"/>
+          <w:lang w:val="en-US"/>
+        </w:rPr>
+        <w:t xml:space="preserve"> </w:t>
+      </w:r>
+      <w:r>
+        <w:rPr>
+          <w:rFonts w:ascii="Times New Roman" w:hAnsi="Times New Roman"/>
+          <w:sz w:val="24"/>
+          <w:szCs w:val="24"/>
+        </w:rPr>
+        <w:t>лицом</w:t>
+      </w:r>
+      <w:r>
+        <w:rPr>
+          <w:rFonts w:ascii="Times New Roman" w:hAnsi="Times New Roman"/>
+          <w:sz w:val="24"/>
+          <w:szCs w:val="24"/>
+          <w:lang w:val="en-US"/>
+        </w:rPr>
+        <w:t xml:space="preserve"> (</w:t>
+      </w:r>
+      <w:r>
+        <w:rPr>
+          <w:rFonts w:ascii="Times New Roman" w:hAnsi="Times New Roman"/>
+          <w:sz w:val="24"/>
+          <w:szCs w:val="24"/>
+        </w:rPr>
+        <w:t>далее</w:t>
+      </w:r>
+      <w:r>
+        <w:rPr>
+          <w:rFonts w:ascii="Times New Roman" w:hAnsi="Times New Roman"/>
+          <w:sz w:val="24"/>
+          <w:szCs w:val="24"/>
+          <w:lang w:val="en-US"/>
+        </w:rPr>
+        <w:t xml:space="preserve"> – «</w:t>
+      </w:r>
+      <w:r>
+        <w:rPr>
+          <w:rFonts w:ascii="Times New Roman" w:hAnsi="Times New Roman"/>
+          <w:sz w:val="24"/>
+          <w:szCs w:val="24"/>
+        </w:rPr>
+        <w:t>Договор</w:t>
+      </w:r>
+      <w:r>
+        <w:rPr>
+          <w:rFonts w:ascii="Times New Roman" w:hAnsi="Times New Roman"/>
+          <w:sz w:val="24"/>
+          <w:szCs w:val="24"/>
+          <w:lang w:val="en-US"/>
+        </w:rPr>
+        <w:t xml:space="preserve">») </w:t>
+      </w:r>
+      <w:r>
+        <w:rPr>
+          <w:rFonts w:ascii="Times New Roman" w:hAnsi="Times New Roman"/>
+          <w:sz w:val="24"/>
+          <w:szCs w:val="24"/>
+        </w:rPr>
+        <w:t>о</w:t>
+      </w:r>
+      <w:r>
+        <w:rPr>
+          <w:rFonts w:ascii="Times New Roman" w:hAnsi="Times New Roman"/>
+          <w:sz w:val="24"/>
+          <w:szCs w:val="24"/>
+          <w:lang w:val="en-US"/>
+        </w:rPr>
+        <w:t xml:space="preserve"> </w:t>
+      </w:r>
+      <w:r>
+        <w:rPr>
+          <w:rFonts w:ascii="Times New Roman" w:hAnsi="Times New Roman"/>
+          <w:sz w:val="24"/>
+          <w:szCs w:val="24"/>
+        </w:rPr>
+        <w:t>нижеследующем</w:t>
+      </w:r>
+      <w:r>
+        <w:rPr>
+          <w:rFonts w:ascii="Times New Roman" w:hAnsi="Times New Roman"/>
+          <w:sz w:val="24"/>
+          <w:szCs w:val="24"/>
+          <w:lang w:val="en-US"/>
+        </w:rPr>
+        <w:t>:</w:t>
       </w:r>
     </w:p>
     <w:p>
@@ -121,6 +1041,7 @@
           <w:rFonts w:ascii="Times New Roman" w:hAnsi="Times New Roman"/>
           <w:sz w:val="16"/>
           <w:szCs w:val="16"/>
+          <w:lang w:val="en-US"/>
         </w:rPr>
       </w:pPr>
     </w:p>
@@ -169,7 +1090,25 @@
           <w:sz w:val="24"/>
           <w:szCs w:val="24"/>
         </w:rPr>
-        <w:t xml:space="preserve">Подрядчик по заданию Заказчика обязуется выполнить работы {{ position.title_ru }} (далее – «Работа»), в том числе:</w:t>
+        <w:t xml:space="preserve">Подрядчик по заданию Заказчика обязуется выполнить работы {{ </w:t>
+      </w:r>
+      <w:proofErr w:type="spellStart"/>
+      <w:r>
+        <w:rPr>
+          <w:rFonts w:ascii="Times New Roman" w:hAnsi="Times New Roman"/>
+          <w:sz w:val="24"/>
+          <w:szCs w:val="24"/>
+        </w:rPr>
+        <w:t>position.title_ru</w:t>
+      </w:r>
+      <w:proofErr w:type="spellEnd"/>
+      <w:r>
+        <w:rPr>
+          <w:rFonts w:ascii="Times New Roman" w:hAnsi="Times New Roman"/>
+          <w:sz w:val="24"/>
+          <w:szCs w:val="24"/>
+        </w:rPr>
+        <w:t xml:space="preserve"> }} (далее – «Работа»), в том числе:</w:t>
       </w:r>
     </w:p>
     <w:p>
@@ -182,15 +1121,37 @@
           <w:rFonts w:ascii="Times New Roman" w:hAnsi="Times New Roman"/>
           <w:sz w:val="24"/>
           <w:szCs w:val="24"/>
-        </w:rPr>
-      </w:pPr>
-      <w:r>
-        <w:rPr>
-          <w:rFonts w:ascii="Times New Roman" w:hAnsi="Times New Roman"/>
-          <w:sz w:val="24"/>
-          <w:szCs w:val="24"/>
-        </w:rPr>
-        <w:t xml:space="preserve">{%p for duty in position.duties %}</w:t>
+          <w:lang w:val="en-US"/>
+        </w:rPr>
+      </w:pPr>
+      <w:r>
+        <w:rPr>
+          <w:rFonts w:ascii="Times New Roman" w:hAnsi="Times New Roman"/>
+          <w:sz w:val="24"/>
+          <w:szCs w:val="24"/>
+          <w:lang w:val="en-US"/>
+        </w:rPr>
+        <w:t xml:space="preserve">{%p for duty in </w:t>
+      </w:r>
+      <w:proofErr w:type="spellStart"/>
+      <w:r>
+        <w:rPr>
+          <w:rFonts w:ascii="Times New Roman" w:hAnsi="Times New Roman"/>
+          <w:sz w:val="24"/>
+          <w:szCs w:val="24"/>
+          <w:lang w:val="en-US"/>
+        </w:rPr>
+        <w:t>position.duties</w:t>
+      </w:r>
+      <w:proofErr w:type="spellEnd"/>
+      <w:r>
+        <w:rPr>
+          <w:rFonts w:ascii="Times New Roman" w:hAnsi="Times New Roman"/>
+          <w:sz w:val="24"/>
+          <w:szCs w:val="24"/>
+          <w:lang w:val="en-US"/>
+        </w:rPr>
+        <w:t xml:space="preserve"> %}</w:t>
       </w:r>
     </w:p>
     <w:p>
@@ -211,7 +1172,25 @@
           <w:sz w:val="24"/>
           <w:szCs w:val="24"/>
         </w:rPr>
-        <w:t xml:space="preserve">{{ duty }}</w:t>
+        <w:t xml:space="preserve">{{ </w:t>
+      </w:r>
+      <w:proofErr w:type="spellStart"/>
+      <w:r>
+        <w:rPr>
+          <w:rFonts w:ascii="Times New Roman" w:hAnsi="Times New Roman"/>
+          <w:sz w:val="24"/>
+          <w:szCs w:val="24"/>
+        </w:rPr>
+        <w:t>duty</w:t>
+      </w:r>
+      <w:proofErr w:type="spellEnd"/>
+      <w:r>
+        <w:rPr>
+          <w:rFonts w:ascii="Times New Roman" w:hAnsi="Times New Roman"/>
+          <w:sz w:val="24"/>
+          <w:szCs w:val="24"/>
+        </w:rPr>
+        <w:t xml:space="preserve"> }}</w:t>
       </w:r>
     </w:p>
     <w:p>
@@ -232,7 +1211,25 @@
           <w:sz w:val="24"/>
           <w:szCs w:val="24"/>
         </w:rPr>
-        <w:t xml:space="preserve">{%p endfor %}</w:t>
+        <w:t xml:space="preserve">{%p </w:t>
+      </w:r>
+      <w:proofErr w:type="spellStart"/>
+      <w:r>
+        <w:rPr>
+          <w:rFonts w:ascii="Times New Roman" w:hAnsi="Times New Roman"/>
+          <w:sz w:val="24"/>
+          <w:szCs w:val="24"/>
+        </w:rPr>
+        <w:t>endfor</w:t>
+      </w:r>
+      <w:proofErr w:type="spellEnd"/>
+      <w:r>
+        <w:rPr>
+          <w:rFonts w:ascii="Times New Roman" w:hAnsi="Times New Roman"/>
+          <w:sz w:val="24"/>
+          <w:szCs w:val="24"/>
+        </w:rPr>
+        <w:t xml:space="preserve"> %}</w:t>
       </w:r>
     </w:p>
     <w:p>
@@ -403,7 +1400,61 @@
           <w:sz w:val="24"/>
           <w:szCs w:val="24"/>
         </w:rPr>
-        <w:t>2.1. Ежемесячное вознаграждение Подрядчика составляет {{ fmt_money(contract.salary_rub) }} ({{ contract.salary_rub_words }})  рублей 00 коп.</w:t>
+        <w:t xml:space="preserve">2.1. Ежемесячное вознаграждение Подрядчика составляет {{ </w:t>
+      </w:r>
+      <w:proofErr w:type="spellStart"/>
+      <w:r>
+        <w:rPr>
+          <w:rFonts w:ascii="Times New Roman" w:hAnsi="Times New Roman"/>
+          <w:sz w:val="24"/>
+          <w:szCs w:val="24"/>
+        </w:rPr>
+        <w:t>fmt_money</w:t>
+      </w:r>
+      <w:proofErr w:type="spellEnd"/>
+      <w:r>
+        <w:rPr>
+          <w:rFonts w:ascii="Times New Roman" w:hAnsi="Times New Roman"/>
+          <w:sz w:val="24"/>
+          <w:szCs w:val="24"/>
+        </w:rPr>
+        <w:t>(</w:t>
+      </w:r>
+      <w:proofErr w:type="spellStart"/>
+      <w:r>
+        <w:rPr>
+          <w:rFonts w:ascii="Times New Roman" w:hAnsi="Times New Roman"/>
+          <w:sz w:val="24"/>
+          <w:szCs w:val="24"/>
+        </w:rPr>
+        <w:t>contract.salary_rub</w:t>
+      </w:r>
+      <w:proofErr w:type="spellEnd"/>
+      <w:r>
+        <w:rPr>
+          <w:rFonts w:ascii="Times New Roman" w:hAnsi="Times New Roman"/>
+          <w:sz w:val="24"/>
+          <w:szCs w:val="24"/>
+        </w:rPr>
+        <w:t xml:space="preserve">) }} ({{ </w:t>
+      </w:r>
+      <w:proofErr w:type="spellStart"/>
+      <w:r>
+        <w:rPr>
+          <w:rFonts w:ascii="Times New Roman" w:hAnsi="Times New Roman"/>
+          <w:sz w:val="24"/>
+          <w:szCs w:val="24"/>
+        </w:rPr>
+        <w:t>contract.salary_rub_words</w:t>
+      </w:r>
+      <w:proofErr w:type="spellEnd"/>
+      <w:r>
+        <w:rPr>
+          <w:rFonts w:ascii="Times New Roman" w:hAnsi="Times New Roman"/>
+          <w:sz w:val="24"/>
+          <w:szCs w:val="24"/>
+        </w:rPr>
+        <w:t xml:space="preserve"> }})  рублей 00 коп.</w:t>
       </w:r>
     </w:p>
     <w:p>
@@ -592,15 +1643,65 @@
           <w:rFonts w:ascii="Times New Roman" w:hAnsi="Times New Roman"/>
           <w:sz w:val="24"/>
           <w:szCs w:val="24"/>
-        </w:rPr>
-      </w:pPr>
-      <w:r>
-        <w:rPr>
-          <w:rFonts w:ascii="Times New Roman" w:hAnsi="Times New Roman"/>
-          <w:sz w:val="24"/>
-          <w:szCs w:val="24"/>
-        </w:rPr>
-        <w:t xml:space="preserve">начало – {{ fmt_date_long_ru(contract.sign_date) }} </w:t>
+          <w:lang w:val="en-US"/>
+        </w:rPr>
+      </w:pPr>
+      <w:r>
+        <w:rPr>
+          <w:rFonts w:ascii="Times New Roman" w:hAnsi="Times New Roman"/>
+          <w:sz w:val="24"/>
+          <w:szCs w:val="24"/>
+        </w:rPr>
+        <w:t>начало</w:t>
+      </w:r>
+      <w:r>
+        <w:rPr>
+          <w:rFonts w:ascii="Times New Roman" w:hAnsi="Times New Roman"/>
+          <w:sz w:val="24"/>
+          <w:szCs w:val="24"/>
+          <w:lang w:val="en-US"/>
+        </w:rPr>
+        <w:t xml:space="preserve"> – {{ </w:t>
+      </w:r>
+      <w:proofErr w:type="spellStart"/>
+      <w:r>
+        <w:rPr>
+          <w:rFonts w:ascii="Times New Roman" w:hAnsi="Times New Roman"/>
+          <w:sz w:val="24"/>
+          <w:szCs w:val="24"/>
+          <w:lang w:val="en-US"/>
+        </w:rPr>
+        <w:t>fmt_date_long_ru</w:t>
+      </w:r>
+      <w:proofErr w:type="spellEnd"/>
+      <w:r>
+        <w:rPr>
+          <w:rFonts w:ascii="Times New Roman" w:hAnsi="Times New Roman"/>
+          <w:sz w:val="24"/>
+          <w:szCs w:val="24"/>
+          <w:lang w:val="en-US"/>
+        </w:rPr>
+        <w:t>(</w:t>
+      </w:r>
+      <w:proofErr w:type="spellStart"/>
+      <w:r>
+        <w:rPr>
+          <w:rFonts w:ascii="Times New Roman" w:hAnsi="Times New Roman"/>
+          <w:sz w:val="24"/>
+          <w:szCs w:val="24"/>
+          <w:lang w:val="en-US"/>
+        </w:rPr>
+        <w:t>contract.sign_date</w:t>
+      </w:r>
+      <w:proofErr w:type="spellEnd"/>
+      <w:r>
+        <w:rPr>
+          <w:rFonts w:ascii="Times New Roman" w:hAnsi="Times New Roman"/>
+          <w:sz w:val="24"/>
+          <w:szCs w:val="24"/>
+          <w:lang w:val="en-US"/>
+        </w:rPr>
+        <w:t xml:space="preserve">) }} </w:t>
       </w:r>
     </w:p>
     <w:p>
@@ -613,15 +1714,65 @@
           <w:rFonts w:ascii="Times New Roman" w:hAnsi="Times New Roman"/>
           <w:sz w:val="24"/>
           <w:szCs w:val="24"/>
-        </w:rPr>
-      </w:pPr>
-      <w:r>
-        <w:rPr>
-          <w:rFonts w:ascii="Times New Roman" w:hAnsi="Times New Roman"/>
-          <w:sz w:val="24"/>
-          <w:szCs w:val="24"/>
-        </w:rPr>
-        <w:t>окончание – {{ fmt_date_long_ru(contract.end_date) }}</w:t>
+          <w:lang w:val="en-US"/>
+        </w:rPr>
+      </w:pPr>
+      <w:r>
+        <w:rPr>
+          <w:rFonts w:ascii="Times New Roman" w:hAnsi="Times New Roman"/>
+          <w:sz w:val="24"/>
+          <w:szCs w:val="24"/>
+        </w:rPr>
+        <w:t>окончание</w:t>
+      </w:r>
+      <w:r>
+        <w:rPr>
+          <w:rFonts w:ascii="Times New Roman" w:hAnsi="Times New Roman"/>
+          <w:sz w:val="24"/>
+          <w:szCs w:val="24"/>
+          <w:lang w:val="en-US"/>
+        </w:rPr>
+        <w:t xml:space="preserve"> – {{ </w:t>
+      </w:r>
+      <w:proofErr w:type="spellStart"/>
+      <w:r>
+        <w:rPr>
+          <w:rFonts w:ascii="Times New Roman" w:hAnsi="Times New Roman"/>
+          <w:sz w:val="24"/>
+          <w:szCs w:val="24"/>
+          <w:lang w:val="en-US"/>
+        </w:rPr>
+        <w:t>fmt_date_long_ru</w:t>
+      </w:r>
+      <w:proofErr w:type="spellEnd"/>
+      <w:r>
+        <w:rPr>
+          <w:rFonts w:ascii="Times New Roman" w:hAnsi="Times New Roman"/>
+          <w:sz w:val="24"/>
+          <w:szCs w:val="24"/>
+          <w:lang w:val="en-US"/>
+        </w:rPr>
+        <w:t>(</w:t>
+      </w:r>
+      <w:proofErr w:type="spellStart"/>
+      <w:r>
+        <w:rPr>
+          <w:rFonts w:ascii="Times New Roman" w:hAnsi="Times New Roman"/>
+          <w:sz w:val="24"/>
+          <w:szCs w:val="24"/>
+          <w:lang w:val="en-US"/>
+        </w:rPr>
+        <w:t>contract.end_date</w:t>
+      </w:r>
+      <w:proofErr w:type="spellEnd"/>
+      <w:r>
+        <w:rPr>
+          <w:rFonts w:ascii="Times New Roman" w:hAnsi="Times New Roman"/>
+          <w:sz w:val="24"/>
+          <w:szCs w:val="24"/>
+          <w:lang w:val="en-US"/>
+        </w:rPr>
+        <w:t>) }}</w:t>
       </w:r>
     </w:p>
     <w:p>
@@ -663,79 +1814,87 @@
           <w:sz w:val="24"/>
           <w:szCs w:val="24"/>
         </w:rPr>
+        <w:t>4.3. В случае мотивированного отказа Заказчика от приемки Работ Сторонами составляется двухсторонний акт с перечнем допущенных недостатков и сроков их устранения за счет Подрядчика.</w:t>
+      </w:r>
+    </w:p>
+    <w:p>
+      <w:pPr>
+        <w:spacing w:line="240" w:lineRule="auto"/>
+        <w:ind w:left="-567" w:firstLine="425"/>
+        <w:contextualSpacing/>
+        <w:jc w:val="both"/>
+        <w:rPr>
+          <w:rFonts w:ascii="Times New Roman" w:hAnsi="Times New Roman"/>
+          <w:sz w:val="24"/>
+          <w:szCs w:val="24"/>
+        </w:rPr>
+      </w:pPr>
+    </w:p>
+    <w:p>
+      <w:pPr>
+        <w:spacing w:line="240" w:lineRule="auto"/>
+        <w:ind w:left="-567" w:firstLine="425"/>
+        <w:contextualSpacing/>
+        <w:jc w:val="center"/>
+        <w:rPr>
+          <w:rFonts w:ascii="Times New Roman" w:hAnsi="Times New Roman"/>
+          <w:b/>
+          <w:sz w:val="24"/>
+          <w:szCs w:val="24"/>
+        </w:rPr>
+      </w:pPr>
+      <w:r>
+        <w:rPr>
+          <w:rFonts w:ascii="Times New Roman" w:hAnsi="Times New Roman"/>
+          <w:b/>
+          <w:sz w:val="24"/>
+          <w:szCs w:val="24"/>
+        </w:rPr>
+        <w:t>5. НЕПРЕОДОЛИМАЯ СИЛА</w:t>
+      </w:r>
+    </w:p>
+    <w:p>
+      <w:pPr>
+        <w:spacing w:line="240" w:lineRule="auto"/>
+        <w:ind w:left="-567" w:firstLine="425"/>
+        <w:contextualSpacing/>
+        <w:jc w:val="center"/>
+        <w:rPr>
+          <w:rFonts w:ascii="Times New Roman" w:hAnsi="Times New Roman"/>
+          <w:b/>
+          <w:sz w:val="24"/>
+          <w:szCs w:val="24"/>
+        </w:rPr>
+      </w:pPr>
+    </w:p>
+    <w:p>
+      <w:pPr>
+        <w:spacing w:line="240" w:lineRule="auto"/>
+        <w:ind w:left="-567" w:firstLine="425"/>
+        <w:contextualSpacing/>
+        <w:jc w:val="both"/>
+        <w:rPr>
+          <w:rFonts w:ascii="Times New Roman" w:hAnsi="Times New Roman"/>
+          <w:sz w:val="24"/>
+          <w:szCs w:val="24"/>
+        </w:rPr>
+      </w:pPr>
+      <w:r>
+        <w:rPr>
+          <w:rFonts w:ascii="Times New Roman" w:hAnsi="Times New Roman"/>
+          <w:sz w:val="24"/>
+          <w:szCs w:val="24"/>
+        </w:rPr>
+        <w:t xml:space="preserve">5.1. Стороны освобождаются от ответственности за частичное или полное неисполнение обязательств по настоящему договору подряда с физическим лицом, если неисполнение явилось </w:t>
+      </w:r>
+      <w:r>
+        <w:rPr>
+          <w:rFonts w:ascii="Times New Roman" w:hAnsi="Times New Roman"/>
+          <w:sz w:val="24"/>
+          <w:szCs w:val="24"/>
+        </w:rPr>
         <w:lastRenderedPageBreak/>
-        <w:t>4.3. В случае мотивированного отказа Заказчика от приемки Работ Сторонами составляется двухсторонний акт с перечнем допущенных недостатков и сроков их устранения за счет Подрядчика.</w:t>
-      </w:r>
-    </w:p>
-    <w:p>
-      <w:pPr>
-        <w:spacing w:line="240" w:lineRule="auto"/>
-        <w:ind w:left="-567" w:firstLine="425"/>
-        <w:contextualSpacing/>
-        <w:jc w:val="both"/>
-        <w:rPr>
-          <w:rFonts w:ascii="Times New Roman" w:hAnsi="Times New Roman"/>
-          <w:sz w:val="24"/>
-          <w:szCs w:val="24"/>
-        </w:rPr>
-      </w:pPr>
-    </w:p>
-    <w:p>
-      <w:pPr>
-        <w:spacing w:line="240" w:lineRule="auto"/>
-        <w:ind w:left="-567" w:firstLine="425"/>
-        <w:contextualSpacing/>
-        <w:jc w:val="center"/>
-        <w:rPr>
-          <w:rFonts w:ascii="Times New Roman" w:hAnsi="Times New Roman"/>
-          <w:b/>
-          <w:sz w:val="24"/>
-          <w:szCs w:val="24"/>
-        </w:rPr>
-      </w:pPr>
-      <w:r>
-        <w:rPr>
-          <w:rFonts w:ascii="Times New Roman" w:hAnsi="Times New Roman"/>
-          <w:b/>
-          <w:sz w:val="24"/>
-          <w:szCs w:val="24"/>
-        </w:rPr>
-        <w:t>5. НЕПРЕОДОЛИМАЯ СИЛА</w:t>
-      </w:r>
-    </w:p>
-    <w:p>
-      <w:pPr>
-        <w:spacing w:line="240" w:lineRule="auto"/>
-        <w:ind w:left="-567" w:firstLine="425"/>
-        <w:contextualSpacing/>
-        <w:jc w:val="center"/>
-        <w:rPr>
-          <w:rFonts w:ascii="Times New Roman" w:hAnsi="Times New Roman"/>
-          <w:b/>
-          <w:sz w:val="24"/>
-          <w:szCs w:val="24"/>
-        </w:rPr>
-      </w:pPr>
-    </w:p>
-    <w:p>
-      <w:pPr>
-        <w:spacing w:line="240" w:lineRule="auto"/>
-        <w:ind w:left="-567" w:firstLine="425"/>
-        <w:contextualSpacing/>
-        <w:jc w:val="both"/>
-        <w:rPr>
-          <w:rFonts w:ascii="Times New Roman" w:hAnsi="Times New Roman"/>
-          <w:sz w:val="24"/>
-          <w:szCs w:val="24"/>
-        </w:rPr>
-      </w:pPr>
-      <w:r>
-        <w:rPr>
-          <w:rFonts w:ascii="Times New Roman" w:hAnsi="Times New Roman"/>
-          <w:sz w:val="24"/>
-          <w:szCs w:val="24"/>
-        </w:rPr>
-        <w:t>5.1. Стороны освобождаются от ответственности за частичное или полное неисполнение обязательств по настоящему договору подряда с физическим лицом, если неисполнение явилось следствием природных явлений, действий внешних объективных факторов и прочих обстоятельств непреодолимой силы, за которые стороны не отвечают и предотвратить неблагоприятное воздействие которых они не имеют возможности.</w:t>
+        <w:t>следствием природных явлений, действий внешних объективных факторов и прочих обстоятельств непреодолимой силы, за которые стороны не отвечают и предотвратить неблагоприятное воздействие которых они не имеют возможности.</w:t>
       </w:r>
     </w:p>
     <w:p>
@@ -1058,6 +2217,8 @@
           <w:szCs w:val="24"/>
         </w:rPr>
       </w:pPr>
+      <w:bookmarkStart w:id="0" w:name="_GoBack"/>
+      <w:bookmarkEnd w:id="0"/>
       <w:r>
         <w:rPr>
           <w:rFonts w:ascii="Times New Roman" w:hAnsi="Times New Roman"/>
@@ -1095,6 +2256,7 @@
           <w:szCs w:val="24"/>
         </w:rPr>
       </w:pPr>
+      <w:proofErr w:type="gramStart"/>
       <w:r>
         <w:rPr>
           <w:rFonts w:ascii="Times New Roman" w:hAnsi="Times New Roman"/>
@@ -1102,7 +2264,17 @@
           <w:sz w:val="24"/>
           <w:szCs w:val="24"/>
         </w:rPr>
-        <w:t>ЗАКАЗЧИК:                                                                 ПОДРЯДЧИК:</w:t>
+        <w:t xml:space="preserve">ЗАКАЗЧИК:   </w:t>
+      </w:r>
+      <w:proofErr w:type="gramEnd"/>
+      <w:r>
+        <w:rPr>
+          <w:rFonts w:ascii="Times New Roman" w:hAnsi="Times New Roman"/>
+          <w:b/>
+          <w:sz w:val="24"/>
+          <w:szCs w:val="24"/>
+        </w:rPr>
+        <w:t xml:space="preserve">                                                              ПОДРЯДЧИК:</w:t>
       </w:r>
     </w:p>
     <w:p>
@@ -1153,17 +2325,48 @@
                 <w:bCs/>
                 <w:sz w:val="24"/>
                 <w:szCs w:val="24"/>
-                <w:lang w:val="ru-RU" w:eastAsia="zh-CN"/>
+                <w:lang w:eastAsia="zh-CN"/>
               </w:rPr>
             </w:pPr>
-            <w:r>
-              <w:rPr>
-                <w:rFonts w:eastAsia="Times New Roman;Times New Roman" w:cs="Times New Roman"/>
-                <w:sz w:val="24"/>
-                <w:szCs w:val="24"/>
-                <w:lang w:val="ru-RU" w:eastAsia="zh-CN"/>
-              </w:rPr>
-              <w:t xml:space="preserve">{{ company.short_name }} </w:t>
+            <w:proofErr w:type="gramStart"/>
+            <w:r>
+              <w:rPr>
+                <w:rFonts w:eastAsia="Times New Roman;Times New Roman" w:cs="Times New Roman"/>
+                <w:sz w:val="24"/>
+                <w:szCs w:val="24"/>
+                <w:lang w:eastAsia="zh-CN"/>
+              </w:rPr>
+              <w:t xml:space="preserve">{{ </w:t>
+            </w:r>
+            <w:proofErr w:type="spellStart"/>
+            <w:r>
+              <w:rPr>
+                <w:rFonts w:eastAsia="Times New Roman;Times New Roman" w:cs="Times New Roman"/>
+                <w:sz w:val="24"/>
+                <w:szCs w:val="24"/>
+                <w:lang w:eastAsia="zh-CN"/>
+              </w:rPr>
+              <w:t>company</w:t>
+            </w:r>
+            <w:proofErr w:type="gramEnd"/>
+            <w:r>
+              <w:rPr>
+                <w:rFonts w:eastAsia="Times New Roman;Times New Roman" w:cs="Times New Roman"/>
+                <w:sz w:val="24"/>
+                <w:szCs w:val="24"/>
+                <w:lang w:eastAsia="zh-CN"/>
+              </w:rPr>
+              <w:t>.short_name</w:t>
+            </w:r>
+            <w:proofErr w:type="spellEnd"/>
+            <w:r>
+              <w:rPr>
+                <w:rFonts w:eastAsia="Times New Roman;Times New Roman" w:cs="Times New Roman"/>
+                <w:sz w:val="24"/>
+                <w:szCs w:val="24"/>
+                <w:lang w:eastAsia="zh-CN"/>
+              </w:rPr>
+              <w:t xml:space="preserve"> }} </w:t>
             </w:r>
           </w:p>
           <w:p>
@@ -1174,9 +2377,67 @@
                 <w:rFonts w:eastAsia="Times New Roman;Times New Roman" w:cs="Times New Roman"/>
                 <w:sz w:val="24"/>
                 <w:szCs w:val="24"/>
+                <w:lang w:eastAsia="zh-CN"/>
+              </w:rPr>
+            </w:pPr>
+            <w:r>
+              <w:rPr>
+                <w:rFonts w:eastAsia="Times New Roman;Times New Roman" w:cs="Times New Roman"/>
+                <w:sz w:val="24"/>
+                <w:szCs w:val="24"/>
                 <w:lang w:val="ru-RU" w:eastAsia="zh-CN"/>
               </w:rPr>
-            </w:pPr>
+              <w:t>ИНН</w:t>
+            </w:r>
+            <w:r>
+              <w:rPr>
+                <w:rFonts w:eastAsia="Times New Roman;Times New Roman" w:cs="Times New Roman"/>
+                <w:sz w:val="24"/>
+                <w:szCs w:val="24"/>
+                <w:lang w:eastAsia="zh-CN"/>
+              </w:rPr>
+              <w:t xml:space="preserve"> </w:t>
+            </w:r>
+            <w:proofErr w:type="gramStart"/>
+            <w:r>
+              <w:rPr>
+                <w:rFonts w:eastAsia="Times New Roman;Times New Roman" w:cs="Times New Roman"/>
+                <w:sz w:val="24"/>
+                <w:szCs w:val="24"/>
+                <w:lang w:eastAsia="zh-CN"/>
+              </w:rPr>
+              <w:t xml:space="preserve">{{ </w:t>
+            </w:r>
+            <w:proofErr w:type="spellStart"/>
+            <w:r>
+              <w:rPr>
+                <w:rFonts w:eastAsia="Times New Roman;Times New Roman" w:cs="Times New Roman"/>
+                <w:sz w:val="24"/>
+                <w:szCs w:val="24"/>
+                <w:lang w:eastAsia="zh-CN"/>
+              </w:rPr>
+              <w:t>company.tax</w:t>
+            </w:r>
+            <w:proofErr w:type="gramEnd"/>
+            <w:r>
+              <w:rPr>
+                <w:rFonts w:eastAsia="Times New Roman;Times New Roman" w:cs="Times New Roman"/>
+                <w:sz w:val="24"/>
+                <w:szCs w:val="24"/>
+                <w:lang w:eastAsia="zh-CN"/>
+              </w:rPr>
+              <w:t>_id_primary</w:t>
+            </w:r>
+            <w:proofErr w:type="spellEnd"/>
+            <w:r>
+              <w:rPr>
+                <w:rFonts w:eastAsia="Times New Roman;Times New Roman" w:cs="Times New Roman"/>
+                <w:sz w:val="24"/>
+                <w:szCs w:val="24"/>
+                <w:lang w:eastAsia="zh-CN"/>
+              </w:rPr>
+              <w:t xml:space="preserve"> }}, </w:t>
+            </w:r>
             <w:r>
               <w:rPr>
                 <w:rFonts w:eastAsia="Times New Roman;Times New Roman" w:cs="Times New Roman"/>
@@ -1184,7 +2445,36 @@
                 <w:szCs w:val="24"/>
                 <w:lang w:val="ru-RU" w:eastAsia="zh-CN"/>
               </w:rPr>
-              <w:t>ИНН {{ company.tax_id_primary }}, КПП {{ company.tax_id_secondary }},</w:t>
+              <w:t>КПП</w:t>
+            </w:r>
+            <w:r>
+              <w:rPr>
+                <w:rFonts w:eastAsia="Times New Roman;Times New Roman" w:cs="Times New Roman"/>
+                <w:sz w:val="24"/>
+                <w:szCs w:val="24"/>
+                <w:lang w:eastAsia="zh-CN"/>
+              </w:rPr>
+              <w:t xml:space="preserve"> {{ </w:t>
+            </w:r>
+            <w:proofErr w:type="spellStart"/>
+            <w:r>
+              <w:rPr>
+                <w:rFonts w:eastAsia="Times New Roman;Times New Roman" w:cs="Times New Roman"/>
+                <w:sz w:val="24"/>
+                <w:szCs w:val="24"/>
+                <w:lang w:eastAsia="zh-CN"/>
+              </w:rPr>
+              <w:t>company.tax_id_secondary</w:t>
+            </w:r>
+            <w:proofErr w:type="spellEnd"/>
+            <w:r>
+              <w:rPr>
+                <w:rFonts w:eastAsia="Times New Roman;Times New Roman" w:cs="Times New Roman"/>
+                <w:sz w:val="24"/>
+                <w:szCs w:val="24"/>
+                <w:lang w:eastAsia="zh-CN"/>
+              </w:rPr>
+              <w:t xml:space="preserve"> }},</w:t>
             </w:r>
           </w:p>
           <w:p>
@@ -1195,18 +2485,9 @@
                 <w:rFonts w:eastAsia="Times New Roman;Times New Roman" w:cs="Times New Roman"/>
                 <w:sz w:val="24"/>
                 <w:szCs w:val="24"/>
-                <w:lang w:val="ru-RU" w:eastAsia="zh-CN"/>
+                <w:lang w:eastAsia="zh-CN"/>
               </w:rPr>
             </w:pPr>
-            <w:r>
-              <w:rPr>
-                <w:rFonts w:eastAsia="Times New Roman;Times New Roman" w:cs="Times New Roman"/>
-                <w:sz w:val="24"/>
-                <w:szCs w:val="24"/>
-                <w:lang w:val="ru-RU" w:eastAsia="zh-CN"/>
-              </w:rPr>
-              <w:t/>
-            </w:r>
           </w:p>
           <w:p>
             <w:pPr>
@@ -1216,17 +2497,28 @@
                 <w:rFonts w:eastAsia="Times New Roman;Times New Roman" w:cs="Times New Roman"/>
                 <w:sz w:val="24"/>
                 <w:szCs w:val="24"/>
-                <w:lang w:val="ru-RU" w:eastAsia="zh-CN"/>
+                <w:lang w:eastAsia="zh-CN"/>
               </w:rPr>
             </w:pPr>
-            <w:r>
-              <w:rPr>
-                <w:rFonts w:eastAsia="Times New Roman;Times New Roman" w:cs="Times New Roman"/>
-                <w:sz w:val="24"/>
-                <w:szCs w:val="24"/>
-                <w:lang w:val="ru-RU" w:eastAsia="zh-CN"/>
-              </w:rPr>
-              <w:t xml:space="preserve">{{ company.legal_address_line1 }} </w:t>
+            <w:proofErr w:type="gramStart"/>
+            <w:r>
+              <w:rPr>
+                <w:rFonts w:eastAsia="Times New Roman;Times New Roman" w:cs="Times New Roman"/>
+                <w:sz w:val="24"/>
+                <w:szCs w:val="24"/>
+                <w:lang w:eastAsia="zh-CN"/>
+              </w:rPr>
+              <w:t>{{ company</w:t>
+            </w:r>
+            <w:proofErr w:type="gramEnd"/>
+            <w:r>
+              <w:rPr>
+                <w:rFonts w:eastAsia="Times New Roman;Times New Roman" w:cs="Times New Roman"/>
+                <w:sz w:val="24"/>
+                <w:szCs w:val="24"/>
+                <w:lang w:eastAsia="zh-CN"/>
+              </w:rPr>
+              <w:t xml:space="preserve">.legal_address_line1 }} </w:t>
             </w:r>
           </w:p>
           <w:p>
@@ -1237,17 +2529,28 @@
                 <w:rFonts w:eastAsia="Times New Roman;Times New Roman" w:cs="Times New Roman"/>
                 <w:sz w:val="24"/>
                 <w:szCs w:val="24"/>
-                <w:lang w:val="ru-RU" w:eastAsia="zh-CN"/>
+                <w:lang w:eastAsia="zh-CN"/>
               </w:rPr>
             </w:pPr>
-            <w:r>
-              <w:rPr>
-                <w:rFonts w:eastAsia="Times New Roman;Times New Roman" w:cs="Times New Roman"/>
-                <w:sz w:val="24"/>
-                <w:szCs w:val="24"/>
-                <w:lang w:val="ru-RU" w:eastAsia="zh-CN"/>
-              </w:rPr>
-              <w:t>{{ company.legal_address_line2 }}</w:t>
+            <w:proofErr w:type="gramStart"/>
+            <w:r>
+              <w:rPr>
+                <w:rFonts w:eastAsia="Times New Roman;Times New Roman" w:cs="Times New Roman"/>
+                <w:sz w:val="24"/>
+                <w:szCs w:val="24"/>
+                <w:lang w:eastAsia="zh-CN"/>
+              </w:rPr>
+              <w:t>{{ company</w:t>
+            </w:r>
+            <w:proofErr w:type="gramEnd"/>
+            <w:r>
+              <w:rPr>
+                <w:rFonts w:eastAsia="Times New Roman;Times New Roman" w:cs="Times New Roman"/>
+                <w:sz w:val="24"/>
+                <w:szCs w:val="24"/>
+                <w:lang w:eastAsia="zh-CN"/>
+              </w:rPr>
+              <w:t>.legal_address_line2 }}</w:t>
             </w:r>
           </w:p>
           <w:p>
@@ -1258,9 +2561,29 @@
                 <w:rFonts w:eastAsia="Times New Roman;Times New Roman" w:cs="Times New Roman"/>
                 <w:sz w:val="24"/>
                 <w:szCs w:val="24"/>
+                <w:lang w:eastAsia="zh-CN"/>
+              </w:rPr>
+            </w:pPr>
+            <w:r>
+              <w:rPr>
+                <w:rFonts w:eastAsia="Times New Roman;Times New Roman" w:cs="Times New Roman"/>
+                <w:sz w:val="24"/>
+                <w:szCs w:val="24"/>
                 <w:lang w:val="ru-RU" w:eastAsia="zh-CN"/>
               </w:rPr>
-            </w:pPr>
+              <w:t>р</w:t>
+            </w:r>
+            <w:r>
+              <w:rPr>
+                <w:rFonts w:eastAsia="Times New Roman;Times New Roman" w:cs="Times New Roman"/>
+                <w:sz w:val="24"/>
+                <w:szCs w:val="24"/>
+                <w:lang w:eastAsia="zh-CN"/>
+              </w:rPr>
+              <w:t>/</w:t>
+            </w:r>
+            <w:proofErr w:type="spellStart"/>
+            <w:proofErr w:type="gramStart"/>
             <w:r>
               <w:rPr>
                 <w:rFonts w:eastAsia="Times New Roman;Times New Roman" w:cs="Times New Roman"/>
@@ -1268,7 +2591,47 @@
                 <w:szCs w:val="24"/>
                 <w:lang w:val="ru-RU" w:eastAsia="zh-CN"/>
               </w:rPr>
-              <w:t xml:space="preserve">р/сч  {{ company.bank_account }} </w:t>
+              <w:t>сч</w:t>
+            </w:r>
+            <w:proofErr w:type="spellEnd"/>
+            <w:r>
+              <w:rPr>
+                <w:rFonts w:eastAsia="Times New Roman;Times New Roman" w:cs="Times New Roman"/>
+                <w:sz w:val="24"/>
+                <w:szCs w:val="24"/>
+                <w:lang w:eastAsia="zh-CN"/>
+              </w:rPr>
+              <w:t xml:space="preserve">  {</w:t>
+            </w:r>
+            <w:proofErr w:type="gramEnd"/>
+            <w:r>
+              <w:rPr>
+                <w:rFonts w:eastAsia="Times New Roman;Times New Roman" w:cs="Times New Roman"/>
+                <w:sz w:val="24"/>
+                <w:szCs w:val="24"/>
+                <w:lang w:eastAsia="zh-CN"/>
+              </w:rPr>
+              <w:t xml:space="preserve">{ </w:t>
+            </w:r>
+            <w:proofErr w:type="spellStart"/>
+            <w:r>
+              <w:rPr>
+                <w:rFonts w:eastAsia="Times New Roman;Times New Roman" w:cs="Times New Roman"/>
+                <w:sz w:val="24"/>
+                <w:szCs w:val="24"/>
+                <w:lang w:eastAsia="zh-CN"/>
+              </w:rPr>
+              <w:t>company.bank_account</w:t>
+            </w:r>
+            <w:proofErr w:type="spellEnd"/>
+            <w:r>
+              <w:rPr>
+                <w:rFonts w:eastAsia="Times New Roman;Times New Roman" w:cs="Times New Roman"/>
+                <w:sz w:val="24"/>
+                <w:szCs w:val="24"/>
+                <w:lang w:eastAsia="zh-CN"/>
+              </w:rPr>
+              <w:t xml:space="preserve"> }} </w:t>
             </w:r>
           </w:p>
           <w:p>
@@ -1279,17 +2642,66 @@
                 <w:rFonts w:eastAsia="Times New Roman;Times New Roman" w:cs="Times New Roman"/>
                 <w:sz w:val="24"/>
                 <w:szCs w:val="24"/>
+                <w:lang w:eastAsia="zh-CN"/>
+              </w:rPr>
+            </w:pPr>
+            <w:r>
+              <w:rPr>
+                <w:rFonts w:eastAsia="Times New Roman;Times New Roman" w:cs="Times New Roman"/>
+                <w:sz w:val="24"/>
+                <w:szCs w:val="24"/>
                 <w:lang w:val="ru-RU" w:eastAsia="zh-CN"/>
               </w:rPr>
-            </w:pPr>
-            <w:r>
-              <w:rPr>
-                <w:rFonts w:eastAsia="Times New Roman;Times New Roman" w:cs="Times New Roman"/>
-                <w:sz w:val="24"/>
-                <w:szCs w:val="24"/>
-                <w:lang w:val="ru-RU" w:eastAsia="zh-CN"/>
-              </w:rPr>
-              <w:t>в {{ company.bank_name }}</w:t>
+              <w:t>в</w:t>
+            </w:r>
+            <w:r>
+              <w:rPr>
+                <w:rFonts w:eastAsia="Times New Roman;Times New Roman" w:cs="Times New Roman"/>
+                <w:sz w:val="24"/>
+                <w:szCs w:val="24"/>
+                <w:lang w:eastAsia="zh-CN"/>
+              </w:rPr>
+              <w:t xml:space="preserve"> </w:t>
+            </w:r>
+            <w:proofErr w:type="gramStart"/>
+            <w:r>
+              <w:rPr>
+                <w:rFonts w:eastAsia="Times New Roman;Times New Roman" w:cs="Times New Roman"/>
+                <w:sz w:val="24"/>
+                <w:szCs w:val="24"/>
+                <w:lang w:eastAsia="zh-CN"/>
+              </w:rPr>
+              <w:t xml:space="preserve">{{ </w:t>
+            </w:r>
+            <w:proofErr w:type="spellStart"/>
+            <w:r>
+              <w:rPr>
+                <w:rFonts w:eastAsia="Times New Roman;Times New Roman" w:cs="Times New Roman"/>
+                <w:sz w:val="24"/>
+                <w:szCs w:val="24"/>
+                <w:lang w:eastAsia="zh-CN"/>
+              </w:rPr>
+              <w:t>company</w:t>
+            </w:r>
+            <w:proofErr w:type="gramEnd"/>
+            <w:r>
+              <w:rPr>
+                <w:rFonts w:eastAsia="Times New Roman;Times New Roman" w:cs="Times New Roman"/>
+                <w:sz w:val="24"/>
+                <w:szCs w:val="24"/>
+                <w:lang w:eastAsia="zh-CN"/>
+              </w:rPr>
+              <w:t>.bank_name</w:t>
+            </w:r>
+            <w:proofErr w:type="spellEnd"/>
+            <w:r>
+              <w:rPr>
+                <w:rFonts w:eastAsia="Times New Roman;Times New Roman" w:cs="Times New Roman"/>
+                <w:sz w:val="24"/>
+                <w:szCs w:val="24"/>
+                <w:lang w:eastAsia="zh-CN"/>
+              </w:rPr>
+              <w:t xml:space="preserve"> }}</w:t>
             </w:r>
           </w:p>
           <w:p>
@@ -1310,7 +2722,47 @@
                 <w:szCs w:val="24"/>
                 <w:lang w:eastAsia="zh-CN"/>
               </w:rPr>
-              <w:t>БИК {{ company.bank_bic }}</w:t>
+              <w:t xml:space="preserve">БИК </w:t>
+            </w:r>
+            <w:proofErr w:type="gramStart"/>
+            <w:r>
+              <w:rPr>
+                <w:rFonts w:eastAsia="Times New Roman;Times New Roman" w:cs="Times New Roman"/>
+                <w:sz w:val="24"/>
+                <w:szCs w:val="24"/>
+                <w:lang w:eastAsia="zh-CN"/>
+              </w:rPr>
+              <w:t xml:space="preserve">{{ </w:t>
+            </w:r>
+            <w:proofErr w:type="spellStart"/>
+            <w:r>
+              <w:rPr>
+                <w:rFonts w:eastAsia="Times New Roman;Times New Roman" w:cs="Times New Roman"/>
+                <w:sz w:val="24"/>
+                <w:szCs w:val="24"/>
+                <w:lang w:eastAsia="zh-CN"/>
+              </w:rPr>
+              <w:t>company</w:t>
+            </w:r>
+            <w:proofErr w:type="gramEnd"/>
+            <w:r>
+              <w:rPr>
+                <w:rFonts w:eastAsia="Times New Roman;Times New Roman" w:cs="Times New Roman"/>
+                <w:sz w:val="24"/>
+                <w:szCs w:val="24"/>
+                <w:lang w:eastAsia="zh-CN"/>
+              </w:rPr>
+              <w:t>.bank_bic</w:t>
+            </w:r>
+            <w:proofErr w:type="spellEnd"/>
+            <w:r>
+              <w:rPr>
+                <w:rFonts w:eastAsia="Times New Roman;Times New Roman" w:cs="Times New Roman"/>
+                <w:sz w:val="24"/>
+                <w:szCs w:val="24"/>
+                <w:lang w:eastAsia="zh-CN"/>
+              </w:rPr>
+              <w:t xml:space="preserve"> }}</w:t>
             </w:r>
           </w:p>
           <w:p>
@@ -1339,17 +2791,48 @@
                 <w:rFonts w:eastAsia="Times New Roman;Times New Roman" w:cs="Times New Roman"/>
                 <w:sz w:val="24"/>
                 <w:szCs w:val="24"/>
-                <w:lang w:val="ru-RU" w:eastAsia="zh-CN"/>
+                <w:lang w:eastAsia="zh-CN"/>
               </w:rPr>
             </w:pPr>
-            <w:r>
-              <w:rPr>
-                <w:rFonts w:eastAsia="Times New Roman;Times New Roman" w:cs="Times New Roman"/>
-                <w:sz w:val="24"/>
-                <w:szCs w:val="24"/>
-                <w:lang w:val="ru-RU" w:eastAsia="zh-CN"/>
-              </w:rPr>
-              <w:t>{{ applicant.full_name_native }}</w:t>
+            <w:proofErr w:type="gramStart"/>
+            <w:r>
+              <w:rPr>
+                <w:rFonts w:eastAsia="Times New Roman;Times New Roman" w:cs="Times New Roman"/>
+                <w:sz w:val="24"/>
+                <w:szCs w:val="24"/>
+                <w:lang w:eastAsia="zh-CN"/>
+              </w:rPr>
+              <w:t xml:space="preserve">{{ </w:t>
+            </w:r>
+            <w:proofErr w:type="spellStart"/>
+            <w:r>
+              <w:rPr>
+                <w:rFonts w:eastAsia="Times New Roman;Times New Roman" w:cs="Times New Roman"/>
+                <w:sz w:val="24"/>
+                <w:szCs w:val="24"/>
+                <w:lang w:eastAsia="zh-CN"/>
+              </w:rPr>
+              <w:t>applicant</w:t>
+            </w:r>
+            <w:proofErr w:type="gramEnd"/>
+            <w:r>
+              <w:rPr>
+                <w:rFonts w:eastAsia="Times New Roman;Times New Roman" w:cs="Times New Roman"/>
+                <w:sz w:val="24"/>
+                <w:szCs w:val="24"/>
+                <w:lang w:eastAsia="zh-CN"/>
+              </w:rPr>
+              <w:t>.full_name_native</w:t>
+            </w:r>
+            <w:proofErr w:type="spellEnd"/>
+            <w:r>
+              <w:rPr>
+                <w:rFonts w:eastAsia="Times New Roman;Times New Roman" w:cs="Times New Roman"/>
+                <w:sz w:val="24"/>
+                <w:szCs w:val="24"/>
+                <w:lang w:eastAsia="zh-CN"/>
+              </w:rPr>
+              <w:t xml:space="preserve"> }}</w:t>
             </w:r>
           </w:p>
           <w:p>
@@ -1361,9 +2844,67 @@
                 <w:rFonts w:eastAsia="Times New Roman;Times New Roman" w:cs="Times New Roman"/>
                 <w:sz w:val="24"/>
                 <w:szCs w:val="24"/>
+                <w:lang w:eastAsia="zh-CN"/>
+              </w:rPr>
+            </w:pPr>
+            <w:r>
+              <w:rPr>
+                <w:rFonts w:eastAsia="Times New Roman;Times New Roman" w:cs="Times New Roman"/>
+                <w:sz w:val="24"/>
+                <w:szCs w:val="24"/>
                 <w:lang w:val="ru-RU" w:eastAsia="zh-CN"/>
               </w:rPr>
-            </w:pPr>
+              <w:t>паспорт</w:t>
+            </w:r>
+            <w:r>
+              <w:rPr>
+                <w:rFonts w:eastAsia="Times New Roman;Times New Roman" w:cs="Times New Roman"/>
+                <w:sz w:val="24"/>
+                <w:szCs w:val="24"/>
+                <w:lang w:eastAsia="zh-CN"/>
+              </w:rPr>
+              <w:t xml:space="preserve"> </w:t>
+            </w:r>
+            <w:proofErr w:type="gramStart"/>
+            <w:r>
+              <w:rPr>
+                <w:rFonts w:eastAsia="Times New Roman;Times New Roman" w:cs="Times New Roman"/>
+                <w:sz w:val="24"/>
+                <w:szCs w:val="24"/>
+                <w:lang w:eastAsia="zh-CN"/>
+              </w:rPr>
+              <w:t xml:space="preserve">{{ </w:t>
+            </w:r>
+            <w:proofErr w:type="spellStart"/>
+            <w:r>
+              <w:rPr>
+                <w:rFonts w:eastAsia="Times New Roman;Times New Roman" w:cs="Times New Roman"/>
+                <w:sz w:val="24"/>
+                <w:szCs w:val="24"/>
+                <w:lang w:eastAsia="zh-CN"/>
+              </w:rPr>
+              <w:t>applicant</w:t>
+            </w:r>
+            <w:proofErr w:type="gramEnd"/>
+            <w:r>
+              <w:rPr>
+                <w:rFonts w:eastAsia="Times New Roman;Times New Roman" w:cs="Times New Roman"/>
+                <w:sz w:val="24"/>
+                <w:szCs w:val="24"/>
+                <w:lang w:eastAsia="zh-CN"/>
+              </w:rPr>
+              <w:t>.passport_formatted</w:t>
+            </w:r>
+            <w:proofErr w:type="spellEnd"/>
+            <w:r>
+              <w:rPr>
+                <w:rFonts w:eastAsia="Times New Roman;Times New Roman" w:cs="Times New Roman"/>
+                <w:sz w:val="24"/>
+                <w:szCs w:val="24"/>
+                <w:lang w:eastAsia="zh-CN"/>
+              </w:rPr>
+              <w:t xml:space="preserve"> }}, </w:t>
+            </w:r>
             <w:r>
               <w:rPr>
                 <w:rFonts w:eastAsia="Times New Roman;Times New Roman" w:cs="Times New Roman"/>
@@ -1371,7 +2912,94 @@
                 <w:szCs w:val="24"/>
                 <w:lang w:val="ru-RU" w:eastAsia="zh-CN"/>
               </w:rPr>
-              <w:t>паспорт {{ applicant.passport_formatted }}, выдан {{ fmt_date_ru(applicant.passport_issue_date) }}г. {{ applicant.passport_issuer }}</w:t>
+              <w:t>выдан</w:t>
+            </w:r>
+            <w:r>
+              <w:rPr>
+                <w:rFonts w:eastAsia="Times New Roman;Times New Roman" w:cs="Times New Roman"/>
+                <w:sz w:val="24"/>
+                <w:szCs w:val="24"/>
+                <w:lang w:eastAsia="zh-CN"/>
+              </w:rPr>
+              <w:t xml:space="preserve"> {{ </w:t>
+            </w:r>
+            <w:proofErr w:type="spellStart"/>
+            <w:r>
+              <w:rPr>
+                <w:rFonts w:eastAsia="Times New Roman;Times New Roman" w:cs="Times New Roman"/>
+                <w:sz w:val="24"/>
+                <w:szCs w:val="24"/>
+                <w:lang w:eastAsia="zh-CN"/>
+              </w:rPr>
+              <w:t>fmt_date_ru</w:t>
+            </w:r>
+            <w:proofErr w:type="spellEnd"/>
+            <w:r>
+              <w:rPr>
+                <w:rFonts w:eastAsia="Times New Roman;Times New Roman" w:cs="Times New Roman"/>
+                <w:sz w:val="24"/>
+                <w:szCs w:val="24"/>
+                <w:lang w:eastAsia="zh-CN"/>
+              </w:rPr>
+              <w:t>(</w:t>
+            </w:r>
+            <w:proofErr w:type="spellStart"/>
+            <w:r>
+              <w:rPr>
+                <w:rFonts w:eastAsia="Times New Roman;Times New Roman" w:cs="Times New Roman"/>
+                <w:sz w:val="24"/>
+                <w:szCs w:val="24"/>
+                <w:lang w:eastAsia="zh-CN"/>
+              </w:rPr>
+              <w:t>applicant.passport_issue_date</w:t>
+            </w:r>
+            <w:proofErr w:type="spellEnd"/>
+            <w:r>
+              <w:rPr>
+                <w:rFonts w:eastAsia="Times New Roman;Times New Roman" w:cs="Times New Roman"/>
+                <w:sz w:val="24"/>
+                <w:szCs w:val="24"/>
+                <w:lang w:eastAsia="zh-CN"/>
+              </w:rPr>
+              <w:t>) }}</w:t>
+            </w:r>
+            <w:r>
+              <w:rPr>
+                <w:rFonts w:eastAsia="Times New Roman;Times New Roman" w:cs="Times New Roman"/>
+                <w:sz w:val="24"/>
+                <w:szCs w:val="24"/>
+                <w:lang w:val="ru-RU" w:eastAsia="zh-CN"/>
+              </w:rPr>
+              <w:t>г</w:t>
+            </w:r>
+            <w:r>
+              <w:rPr>
+                <w:rFonts w:eastAsia="Times New Roman;Times New Roman" w:cs="Times New Roman"/>
+                <w:sz w:val="24"/>
+                <w:szCs w:val="24"/>
+                <w:lang w:eastAsia="zh-CN"/>
+              </w:rPr>
+              <w:t xml:space="preserve">. {{ </w:t>
+            </w:r>
+            <w:proofErr w:type="spellStart"/>
+            <w:r>
+              <w:rPr>
+                <w:rFonts w:eastAsia="Times New Roman;Times New Roman" w:cs="Times New Roman"/>
+                <w:sz w:val="24"/>
+                <w:szCs w:val="24"/>
+                <w:lang w:eastAsia="zh-CN"/>
+              </w:rPr>
+              <w:t>applicant.passport_issuer</w:t>
+            </w:r>
+            <w:proofErr w:type="spellEnd"/>
+            <w:r>
+              <w:rPr>
+                <w:rFonts w:eastAsia="Times New Roman;Times New Roman" w:cs="Times New Roman"/>
+                <w:sz w:val="24"/>
+                <w:szCs w:val="24"/>
+                <w:lang w:eastAsia="zh-CN"/>
+              </w:rPr>
+              <w:t xml:space="preserve"> }}</w:t>
             </w:r>
           </w:p>
           <w:p>
@@ -1383,17 +3011,57 @@
                 <w:rFonts w:eastAsia="Times New Roman;Times New Roman" w:cs="Times New Roman"/>
                 <w:sz w:val="24"/>
                 <w:szCs w:val="24"/>
+                <w:lang w:eastAsia="zh-CN"/>
+              </w:rPr>
+            </w:pPr>
+            <w:r>
+              <w:rPr>
+                <w:rFonts w:eastAsia="Times New Roman;Times New Roman" w:cs="Times New Roman"/>
+                <w:sz w:val="24"/>
+                <w:szCs w:val="24"/>
                 <w:lang w:val="ru-RU" w:eastAsia="zh-CN"/>
               </w:rPr>
-            </w:pPr>
-            <w:r>
-              <w:rPr>
-                <w:rFonts w:eastAsia="Times New Roman;Times New Roman" w:cs="Times New Roman"/>
-                <w:sz w:val="24"/>
-                <w:szCs w:val="24"/>
-                <w:lang w:val="ru-RU" w:eastAsia="zh-CN"/>
-              </w:rPr>
-              <w:t>ИНН {{ applicant.inn }}</w:t>
+              <w:t>ИНН</w:t>
+            </w:r>
+            <w:r>
+              <w:rPr>
+                <w:rFonts w:eastAsia="Times New Roman;Times New Roman" w:cs="Times New Roman"/>
+                <w:sz w:val="24"/>
+                <w:szCs w:val="24"/>
+                <w:lang w:eastAsia="zh-CN"/>
+              </w:rPr>
+              <w:t xml:space="preserve"> </w:t>
+            </w:r>
+            <w:proofErr w:type="gramStart"/>
+            <w:r>
+              <w:rPr>
+                <w:rFonts w:eastAsia="Times New Roman;Times New Roman" w:cs="Times New Roman"/>
+                <w:sz w:val="24"/>
+                <w:szCs w:val="24"/>
+                <w:lang w:eastAsia="zh-CN"/>
+              </w:rPr>
+              <w:t xml:space="preserve">{{ </w:t>
+            </w:r>
+            <w:proofErr w:type="spellStart"/>
+            <w:r>
+              <w:rPr>
+                <w:rFonts w:eastAsia="Times New Roman;Times New Roman" w:cs="Times New Roman"/>
+                <w:sz w:val="24"/>
+                <w:szCs w:val="24"/>
+                <w:lang w:eastAsia="zh-CN"/>
+              </w:rPr>
+              <w:t>applicant.inn</w:t>
+            </w:r>
+            <w:proofErr w:type="spellEnd"/>
+            <w:proofErr w:type="gramEnd"/>
+            <w:r>
+              <w:rPr>
+                <w:rFonts w:eastAsia="Times New Roman;Times New Roman" w:cs="Times New Roman"/>
+                <w:sz w:val="24"/>
+                <w:szCs w:val="24"/>
+                <w:lang w:eastAsia="zh-CN"/>
+              </w:rPr>
+              <w:t xml:space="preserve"> }}</w:t>
             </w:r>
           </w:p>
           <w:p>
@@ -1403,17 +3071,28 @@
                 <w:rFonts w:eastAsia="Times New Roman;Times New Roman" w:cs="Times New Roman"/>
                 <w:sz w:val="24"/>
                 <w:szCs w:val="24"/>
-                <w:lang w:val="ru-RU" w:eastAsia="zh-CN"/>
+                <w:lang w:eastAsia="zh-CN"/>
               </w:rPr>
             </w:pPr>
-            <w:r>
-              <w:rPr>
-                <w:rFonts w:eastAsia="Times New Roman;Times New Roman" w:cs="Times New Roman"/>
-                <w:sz w:val="24"/>
-                <w:szCs w:val="24"/>
-                <w:lang w:val="ru-RU" w:eastAsia="zh-CN"/>
-              </w:rPr>
-              <w:t xml:space="preserve">{{ applicant.home_address_line1 }} </w:t>
+            <w:proofErr w:type="gramStart"/>
+            <w:r>
+              <w:rPr>
+                <w:rFonts w:eastAsia="Times New Roman;Times New Roman" w:cs="Times New Roman"/>
+                <w:sz w:val="24"/>
+                <w:szCs w:val="24"/>
+                <w:lang w:eastAsia="zh-CN"/>
+              </w:rPr>
+              <w:t>{{ applicant</w:t>
+            </w:r>
+            <w:proofErr w:type="gramEnd"/>
+            <w:r>
+              <w:rPr>
+                <w:rFonts w:eastAsia="Times New Roman;Times New Roman" w:cs="Times New Roman"/>
+                <w:sz w:val="24"/>
+                <w:szCs w:val="24"/>
+                <w:lang w:eastAsia="zh-CN"/>
+              </w:rPr>
+              <w:t xml:space="preserve">.home_address_line1 }} </w:t>
             </w:r>
           </w:p>
           <w:p>
@@ -1424,17 +3103,28 @@
                 <w:rFonts w:eastAsia="Times New Roman;Times New Roman" w:cs="Times New Roman"/>
                 <w:sz w:val="24"/>
                 <w:szCs w:val="24"/>
-                <w:lang w:val="ru-RU" w:eastAsia="zh-CN"/>
+                <w:lang w:eastAsia="zh-CN"/>
               </w:rPr>
             </w:pPr>
-            <w:r>
-              <w:rPr>
-                <w:rFonts w:eastAsia="Times New Roman;Times New Roman" w:cs="Times New Roman"/>
-                <w:sz w:val="24"/>
-                <w:szCs w:val="24"/>
-                <w:lang w:val="ru-RU" w:eastAsia="zh-CN"/>
-              </w:rPr>
-              <w:t>{{ applicant.home_address_line2 }}</w:t>
+            <w:proofErr w:type="gramStart"/>
+            <w:r>
+              <w:rPr>
+                <w:rFonts w:eastAsia="Times New Roman;Times New Roman" w:cs="Times New Roman"/>
+                <w:sz w:val="24"/>
+                <w:szCs w:val="24"/>
+                <w:lang w:eastAsia="zh-CN"/>
+              </w:rPr>
+              <w:t>{{ applicant</w:t>
+            </w:r>
+            <w:proofErr w:type="gramEnd"/>
+            <w:r>
+              <w:rPr>
+                <w:rFonts w:eastAsia="Times New Roman;Times New Roman" w:cs="Times New Roman"/>
+                <w:sz w:val="24"/>
+                <w:szCs w:val="24"/>
+                <w:lang w:eastAsia="zh-CN"/>
+              </w:rPr>
+              <w:t>.home_address_line2 }}</w:t>
             </w:r>
           </w:p>
           <w:p>
@@ -1445,17 +3135,66 @@
                 <w:rFonts w:eastAsia="Times New Roman;Times New Roman" w:cs="Times New Roman"/>
                 <w:sz w:val="24"/>
                 <w:szCs w:val="24"/>
+                <w:lang w:eastAsia="zh-CN"/>
+              </w:rPr>
+            </w:pPr>
+            <w:r>
+              <w:rPr>
+                <w:rFonts w:eastAsia="Times New Roman;Times New Roman" w:cs="Times New Roman"/>
+                <w:sz w:val="24"/>
+                <w:szCs w:val="24"/>
                 <w:lang w:val="ru-RU" w:eastAsia="zh-CN"/>
               </w:rPr>
-            </w:pPr>
-            <w:r>
-              <w:rPr>
-                <w:rFonts w:eastAsia="Times New Roman;Times New Roman" w:cs="Times New Roman"/>
-                <w:sz w:val="24"/>
-                <w:szCs w:val="24"/>
-                <w:lang w:val="ru-RU" w:eastAsia="zh-CN"/>
-              </w:rPr>
-              <w:t>Счет {{ applicant.bank_account }}</w:t>
+              <w:t>Счет</w:t>
+            </w:r>
+            <w:r>
+              <w:rPr>
+                <w:rFonts w:eastAsia="Times New Roman;Times New Roman" w:cs="Times New Roman"/>
+                <w:sz w:val="24"/>
+                <w:szCs w:val="24"/>
+                <w:lang w:eastAsia="zh-CN"/>
+              </w:rPr>
+              <w:t xml:space="preserve"> </w:t>
+            </w:r>
+            <w:proofErr w:type="gramStart"/>
+            <w:r>
+              <w:rPr>
+                <w:rFonts w:eastAsia="Times New Roman;Times New Roman" w:cs="Times New Roman"/>
+                <w:sz w:val="24"/>
+                <w:szCs w:val="24"/>
+                <w:lang w:eastAsia="zh-CN"/>
+              </w:rPr>
+              <w:t xml:space="preserve">{{ </w:t>
+            </w:r>
+            <w:proofErr w:type="spellStart"/>
+            <w:r>
+              <w:rPr>
+                <w:rFonts w:eastAsia="Times New Roman;Times New Roman" w:cs="Times New Roman"/>
+                <w:sz w:val="24"/>
+                <w:szCs w:val="24"/>
+                <w:lang w:eastAsia="zh-CN"/>
+              </w:rPr>
+              <w:t>applicant</w:t>
+            </w:r>
+            <w:proofErr w:type="gramEnd"/>
+            <w:r>
+              <w:rPr>
+                <w:rFonts w:eastAsia="Times New Roman;Times New Roman" w:cs="Times New Roman"/>
+                <w:sz w:val="24"/>
+                <w:szCs w:val="24"/>
+                <w:lang w:eastAsia="zh-CN"/>
+              </w:rPr>
+              <w:t>.bank_account</w:t>
+            </w:r>
+            <w:proofErr w:type="spellEnd"/>
+            <w:r>
+              <w:rPr>
+                <w:rFonts w:eastAsia="Times New Roman;Times New Roman" w:cs="Times New Roman"/>
+                <w:sz w:val="24"/>
+                <w:szCs w:val="24"/>
+                <w:lang w:eastAsia="zh-CN"/>
+              </w:rPr>
+              <w:t xml:space="preserve"> }}</w:t>
             </w:r>
           </w:p>
           <w:p>
@@ -1467,17 +3206,48 @@
                 <w:rFonts w:eastAsia="Times New Roman;Times New Roman" w:cs="Times New Roman"/>
                 <w:sz w:val="24"/>
                 <w:szCs w:val="24"/>
-                <w:lang w:val="ru-RU" w:eastAsia="zh-CN"/>
+                <w:lang w:eastAsia="zh-CN"/>
               </w:rPr>
             </w:pPr>
-            <w:r>
-              <w:rPr>
-                <w:rFonts w:eastAsia="Times New Roman;Times New Roman" w:cs="Times New Roman"/>
-                <w:sz w:val="24"/>
-                <w:szCs w:val="24"/>
-                <w:lang w:val="ru-RU" w:eastAsia="zh-CN"/>
-              </w:rPr>
-              <w:t>{{ applicant.bank_name }}</w:t>
+            <w:proofErr w:type="gramStart"/>
+            <w:r>
+              <w:rPr>
+                <w:rFonts w:eastAsia="Times New Roman;Times New Roman" w:cs="Times New Roman"/>
+                <w:sz w:val="24"/>
+                <w:szCs w:val="24"/>
+                <w:lang w:eastAsia="zh-CN"/>
+              </w:rPr>
+              <w:t xml:space="preserve">{{ </w:t>
+            </w:r>
+            <w:proofErr w:type="spellStart"/>
+            <w:r>
+              <w:rPr>
+                <w:rFonts w:eastAsia="Times New Roman;Times New Roman" w:cs="Times New Roman"/>
+                <w:sz w:val="24"/>
+                <w:szCs w:val="24"/>
+                <w:lang w:eastAsia="zh-CN"/>
+              </w:rPr>
+              <w:t>applicant</w:t>
+            </w:r>
+            <w:proofErr w:type="gramEnd"/>
+            <w:r>
+              <w:rPr>
+                <w:rFonts w:eastAsia="Times New Roman;Times New Roman" w:cs="Times New Roman"/>
+                <w:sz w:val="24"/>
+                <w:szCs w:val="24"/>
+                <w:lang w:eastAsia="zh-CN"/>
+              </w:rPr>
+              <w:t>.bank_name</w:t>
+            </w:r>
+            <w:proofErr w:type="spellEnd"/>
+            <w:r>
+              <w:rPr>
+                <w:rFonts w:eastAsia="Times New Roman;Times New Roman" w:cs="Times New Roman"/>
+                <w:sz w:val="24"/>
+                <w:szCs w:val="24"/>
+                <w:lang w:eastAsia="zh-CN"/>
+              </w:rPr>
+              <w:t xml:space="preserve"> }}</w:t>
             </w:r>
           </w:p>
           <w:p>
@@ -1491,17 +3261,66 @@
                 <w:rFonts w:eastAsia="Times New Roman;Times New Roman" w:cs="Times New Roman"/>
                 <w:sz w:val="24"/>
                 <w:szCs w:val="24"/>
+                <w:lang w:eastAsia="zh-CN"/>
+              </w:rPr>
+            </w:pPr>
+            <w:r>
+              <w:rPr>
+                <w:rFonts w:eastAsia="Times New Roman;Times New Roman" w:cs="Times New Roman"/>
+                <w:sz w:val="24"/>
+                <w:szCs w:val="24"/>
                 <w:lang w:val="ru-RU" w:eastAsia="zh-CN"/>
               </w:rPr>
-            </w:pPr>
-            <w:r>
-              <w:rPr>
-                <w:rFonts w:eastAsia="Times New Roman;Times New Roman" w:cs="Times New Roman"/>
-                <w:sz w:val="24"/>
-                <w:szCs w:val="24"/>
-                <w:lang w:val="ru-RU" w:eastAsia="zh-CN"/>
-              </w:rPr>
-              <w:t>БИК {{ applicant.bank_bic }}</w:t>
+              <w:t>БИК</w:t>
+            </w:r>
+            <w:r>
+              <w:rPr>
+                <w:rFonts w:eastAsia="Times New Roman;Times New Roman" w:cs="Times New Roman"/>
+                <w:sz w:val="24"/>
+                <w:szCs w:val="24"/>
+                <w:lang w:eastAsia="zh-CN"/>
+              </w:rPr>
+              <w:t xml:space="preserve"> </w:t>
+            </w:r>
+            <w:proofErr w:type="gramStart"/>
+            <w:r>
+              <w:rPr>
+                <w:rFonts w:eastAsia="Times New Roman;Times New Roman" w:cs="Times New Roman"/>
+                <w:sz w:val="24"/>
+                <w:szCs w:val="24"/>
+                <w:lang w:eastAsia="zh-CN"/>
+              </w:rPr>
+              <w:t xml:space="preserve">{{ </w:t>
+            </w:r>
+            <w:proofErr w:type="spellStart"/>
+            <w:r>
+              <w:rPr>
+                <w:rFonts w:eastAsia="Times New Roman;Times New Roman" w:cs="Times New Roman"/>
+                <w:sz w:val="24"/>
+                <w:szCs w:val="24"/>
+                <w:lang w:eastAsia="zh-CN"/>
+              </w:rPr>
+              <w:t>applicant</w:t>
+            </w:r>
+            <w:proofErr w:type="gramEnd"/>
+            <w:r>
+              <w:rPr>
+                <w:rFonts w:eastAsia="Times New Roman;Times New Roman" w:cs="Times New Roman"/>
+                <w:sz w:val="24"/>
+                <w:szCs w:val="24"/>
+                <w:lang w:eastAsia="zh-CN"/>
+              </w:rPr>
+              <w:t>.bank_bic</w:t>
+            </w:r>
+            <w:proofErr w:type="spellEnd"/>
+            <w:r>
+              <w:rPr>
+                <w:rFonts w:eastAsia="Times New Roman;Times New Roman" w:cs="Times New Roman"/>
+                <w:sz w:val="24"/>
+                <w:szCs w:val="24"/>
+                <w:lang w:eastAsia="zh-CN"/>
+              </w:rPr>
+              <w:t xml:space="preserve"> }}</w:t>
             </w:r>
           </w:p>
         </w:tc>
@@ -1516,7 +3335,7 @@
           <w:rFonts w:ascii="Times New Roman" w:eastAsia="Times New Roman;Times New Roman" w:hAnsi="Times New Roman"/>
           <w:sz w:val="24"/>
           <w:szCs w:val="24"/>
-          <w:lang w:eastAsia="zh-CN"/>
+          <w:lang w:val="en-US" w:eastAsia="zh-CN"/>
         </w:rPr>
       </w:pPr>
     </w:p>
@@ -1629,7 +3448,47 @@
                 <w:szCs w:val="24"/>
                 <w:lang w:eastAsia="zh-CN"/>
               </w:rPr>
-              <w:t>___________________/{{ company.director_short_ru }}</w:t>
+              <w:t>___________________</w:t>
+            </w:r>
+            <w:proofErr w:type="gramStart"/>
+            <w:r>
+              <w:rPr>
+                <w:rFonts w:ascii="Times New Roman" w:eastAsia="Times New Roman;Times New Roman" w:hAnsi="Times New Roman"/>
+                <w:sz w:val="24"/>
+                <w:szCs w:val="24"/>
+                <w:lang w:eastAsia="zh-CN"/>
+              </w:rPr>
+              <w:t>/{</w:t>
+            </w:r>
+            <w:proofErr w:type="gramEnd"/>
+            <w:r>
+              <w:rPr>
+                <w:rFonts w:ascii="Times New Roman" w:eastAsia="Times New Roman;Times New Roman" w:hAnsi="Times New Roman"/>
+                <w:sz w:val="24"/>
+                <w:szCs w:val="24"/>
+                <w:lang w:eastAsia="zh-CN"/>
+              </w:rPr>
+              <w:t xml:space="preserve">{ </w:t>
+            </w:r>
+            <w:proofErr w:type="spellStart"/>
+            <w:r>
+              <w:rPr>
+                <w:rFonts w:ascii="Times New Roman" w:eastAsia="Times New Roman;Times New Roman" w:hAnsi="Times New Roman"/>
+                <w:sz w:val="24"/>
+                <w:szCs w:val="24"/>
+                <w:lang w:eastAsia="zh-CN"/>
+              </w:rPr>
+              <w:t>company.director_short_ru</w:t>
+            </w:r>
+            <w:proofErr w:type="spellEnd"/>
+            <w:r>
+              <w:rPr>
+                <w:rFonts w:ascii="Times New Roman" w:eastAsia="Times New Roman;Times New Roman" w:hAnsi="Times New Roman"/>
+                <w:sz w:val="24"/>
+                <w:szCs w:val="24"/>
+                <w:lang w:eastAsia="zh-CN"/>
+              </w:rPr>
+              <w:t xml:space="preserve"> }}</w:t>
             </w:r>
           </w:p>
         </w:tc>
@@ -1672,7 +3531,47 @@
                 <w:szCs w:val="24"/>
                 <w:lang w:eastAsia="zh-CN"/>
               </w:rPr>
-              <w:t xml:space="preserve">           _________________/{{ applicant.initials_native }}</w:t>
+              <w:t xml:space="preserve">           _________________</w:t>
+            </w:r>
+            <w:proofErr w:type="gramStart"/>
+            <w:r>
+              <w:rPr>
+                <w:rFonts w:ascii="Times New Roman" w:eastAsia="Times New Roman;Times New Roman" w:hAnsi="Times New Roman"/>
+                <w:sz w:val="24"/>
+                <w:szCs w:val="24"/>
+                <w:lang w:eastAsia="zh-CN"/>
+              </w:rPr>
+              <w:t>/{</w:t>
+            </w:r>
+            <w:proofErr w:type="gramEnd"/>
+            <w:r>
+              <w:rPr>
+                <w:rFonts w:ascii="Times New Roman" w:eastAsia="Times New Roman;Times New Roman" w:hAnsi="Times New Roman"/>
+                <w:sz w:val="24"/>
+                <w:szCs w:val="24"/>
+                <w:lang w:eastAsia="zh-CN"/>
+              </w:rPr>
+              <w:t xml:space="preserve">{ </w:t>
+            </w:r>
+            <w:proofErr w:type="spellStart"/>
+            <w:r>
+              <w:rPr>
+                <w:rFonts w:ascii="Times New Roman" w:eastAsia="Times New Roman;Times New Roman" w:hAnsi="Times New Roman"/>
+                <w:sz w:val="24"/>
+                <w:szCs w:val="24"/>
+                <w:lang w:eastAsia="zh-CN"/>
+              </w:rPr>
+              <w:t>applicant.initials_native</w:t>
+            </w:r>
+            <w:proofErr w:type="spellEnd"/>
+            <w:r>
+              <w:rPr>
+                <w:rFonts w:ascii="Times New Roman" w:eastAsia="Times New Roman;Times New Roman" w:hAnsi="Times New Roman"/>
+                <w:sz w:val="24"/>
+                <w:szCs w:val="24"/>
+                <w:lang w:eastAsia="zh-CN"/>
+              </w:rPr>
+              <w:t xml:space="preserve"> }}</w:t>
             </w:r>
           </w:p>
         </w:tc>
@@ -1703,7 +3602,7 @@
 </file>
 
 <file path=word/endnotes.xml><?xml version="1.0" encoding="utf-8"?>
-<w:endnotes xmlns:wpc="http://schemas.microsoft.com/office/word/2010/wordprocessingCanvas" xmlns:cx="http://schemas.microsoft.com/office/drawing/2014/chartex" xmlns:cx1="http://schemas.microsoft.com/office/drawing/2015/9/8/chartex" xmlns:cx2="http://schemas.microsoft.com/office/drawing/2015/10/21/chartex" xmlns:cx3="http://schemas.microsoft.com/office/drawing/2016/5/9/chartex" xmlns:cx4="http://schemas.microsoft.com/office/drawing/2016/5/10/chartex" xmlns:cx5="http://schemas.microsoft.com/office/drawing/2016/5/11/chartex" xmlns:cx6="http://schemas.microsoft.com/office/drawing/2016/5/12/chartex" xmlns:cx7="http://schemas.microsoft.com/office/drawing/2016/5/13/chartex" xmlns:cx8="http://schemas.microsoft.com/office/drawing/2016/5/14/chartex" xmlns:mc="http://schemas.openxmlformats.org/markup-compatibility/2006" xmlns:aink="http://schemas.microsoft.com/office/drawing/2016/ink" xmlns:am3d="http://schemas.microsoft.com/office/drawing/2017/model3d" xmlns:o="urn:schemas-microsoft-com:office:office" xmlns:oel="http://schemas.microsoft.com/office/2019/extlst" xmlns:r="http://schemas.openxmlformats.org/officeDocument/2006/relationships" xmlns:m="http://schemas.openxmlformats.org/officeDocument/2006/math" xmlns:v="urn:schemas-microsoft-com:vml" xmlns:wp14="http://schemas.microsoft.com/office/word/2010/wordprocessingDrawing" xmlns:wp="http://schemas.openxmlformats.org/drawingml/2006/wordprocessingDrawing" xmlns:w10="urn:schemas-microsoft-com:office:word" xmlns:w="http://schemas.openxmlformats.org/wordprocessingml/2006/main" xmlns:w14="http://schemas.microsoft.com/office/word/2010/wordml" xmlns:w15="http://schemas.microsoft.com/office/word/2012/wordml" xmlns:w16cex="http://schemas.microsoft.com/office/word/2018/wordml/cex" xmlns:w16cid="http://schemas.microsoft.com/office/word/2016/wordml/cid" xmlns:w16="http://schemas.microsoft.com/office/word/2018/wordml" xmlns:w16du="http://schemas.microsoft.com/office/word/2023/wordml/word16du" xmlns:w16sdtdh="http://schemas.microsoft.com/office/word/2020/wordml/sdtdatahash" xmlns:w16sdtfl="http://schemas.microsoft.com/office/word/2024/wordml/sdtformatlock" xmlns:w16se="http://schemas.microsoft.com/office/word/2015/wordml/symex" xmlns:wpg="http://schemas.microsoft.com/office/word/2010/wordprocessingGroup" xmlns:wpi="http://schemas.microsoft.com/office/word/2010/wordprocessingInk" xmlns:wne="http://schemas.microsoft.com/office/word/2006/wordml" xmlns:wps="http://schemas.microsoft.com/office/word/2010/wordprocessingShape" mc:Ignorable="w14 w15 w16se w16cid w16 w16cex w16sdtdh w16sdtfl w16du wp14">
+<w:endnotes xmlns:wpc="http://schemas.microsoft.com/office/word/2010/wordprocessingCanvas" xmlns:cx="http://schemas.microsoft.com/office/drawing/2014/chartex" xmlns:cx1="http://schemas.microsoft.com/office/drawing/2015/9/8/chartex" xmlns:cx2="http://schemas.microsoft.com/office/drawing/2015/10/21/chartex" xmlns:cx3="http://schemas.microsoft.com/office/drawing/2016/5/9/chartex" xmlns:cx4="http://schemas.microsoft.com/office/drawing/2016/5/10/chartex" xmlns:cx5="http://schemas.microsoft.com/office/drawing/2016/5/11/chartex" xmlns:cx6="http://schemas.microsoft.com/office/drawing/2016/5/12/chartex" xmlns:cx7="http://schemas.microsoft.com/office/drawing/2016/5/13/chartex" xmlns:cx8="http://schemas.microsoft.com/office/drawing/2016/5/14/chartex" xmlns:mc="http://schemas.openxmlformats.org/markup-compatibility/2006" xmlns:aink="http://schemas.microsoft.com/office/drawing/2016/ink" xmlns:am3d="http://schemas.microsoft.com/office/drawing/2017/model3d" xmlns:o="urn:schemas-microsoft-com:office:office" xmlns:r="http://schemas.openxmlformats.org/officeDocument/2006/relationships" xmlns:m="http://schemas.openxmlformats.org/officeDocument/2006/math" xmlns:v="urn:schemas-microsoft-com:vml" xmlns:wp14="http://schemas.microsoft.com/office/word/2010/wordprocessingDrawing" xmlns:wp="http://schemas.openxmlformats.org/drawingml/2006/wordprocessingDrawing" xmlns:w10="urn:schemas-microsoft-com:office:word" xmlns:w="http://schemas.openxmlformats.org/wordprocessingml/2006/main" xmlns:w14="http://schemas.microsoft.com/office/word/2010/wordml" xmlns:w15="http://schemas.microsoft.com/office/word/2012/wordml" xmlns:w16cid="http://schemas.microsoft.com/office/word/2016/wordml/cid" xmlns:w16se="http://schemas.microsoft.com/office/word/2015/wordml/symex" xmlns:wpg="http://schemas.microsoft.com/office/word/2010/wordprocessingGroup" xmlns:wpi="http://schemas.microsoft.com/office/word/2010/wordprocessingInk" xmlns:wne="http://schemas.microsoft.com/office/word/2006/wordml" xmlns:wps="http://schemas.microsoft.com/office/word/2010/wordprocessingShape" mc:Ignorable="w14 w15 w16se w16cid wp14">
   <w:endnote w:type="separator" w:id="-1">
     <w:p>
       <w:pPr>
@@ -1728,7 +3627,7 @@
 </file>
 
 <file path=word/footnotes.xml><?xml version="1.0" encoding="utf-8"?>
-<w:footnotes xmlns:wpc="http://schemas.microsoft.com/office/word/2010/wordprocessingCanvas" xmlns:cx="http://schemas.microsoft.com/office/drawing/2014/chartex" xmlns:cx1="http://schemas.microsoft.com/office/drawing/2015/9/8/chartex" xmlns:cx2="http://schemas.microsoft.com/office/drawing/2015/10/21/chartex" xmlns:cx3="http://schemas.microsoft.com/office/drawing/2016/5/9/chartex" xmlns:cx4="http://schemas.microsoft.com/office/drawing/2016/5/10/chartex" xmlns:cx5="http://schemas.microsoft.com/office/drawing/2016/5/11/chartex" xmlns:cx6="http://schemas.microsoft.com/office/drawing/2016/5/12/chartex" xmlns:cx7="http://schemas.microsoft.com/office/drawing/2016/5/13/chartex" xmlns:cx8="http://schemas.microsoft.com/office/drawing/2016/5/14/chartex" xmlns:mc="http://schemas.openxmlformats.org/markup-compatibility/2006" xmlns:aink="http://schemas.microsoft.com/office/drawing/2016/ink" xmlns:am3d="http://schemas.microsoft.com/office/drawing/2017/model3d" xmlns:o="urn:schemas-microsoft-com:office:office" xmlns:oel="http://schemas.microsoft.com/office/2019/extlst" xmlns:r="http://schemas.openxmlformats.org/officeDocument/2006/relationships" xmlns:m="http://schemas.openxmlformats.org/officeDocument/2006/math" xmlns:v="urn:schemas-microsoft-com:vml" xmlns:wp14="http://schemas.microsoft.com/office/word/2010/wordprocessingDrawing" xmlns:wp="http://schemas.openxmlformats.org/drawingml/2006/wordprocessingDrawing" xmlns:w10="urn:schemas-microsoft-com:office:word" xmlns:w="http://schemas.openxmlformats.org/wordprocessingml/2006/main" xmlns:w14="http://schemas.microsoft.com/office/word/2010/wordml" xmlns:w15="http://schemas.microsoft.com/office/word/2012/wordml" xmlns:w16cex="http://schemas.microsoft.com/office/word/2018/wordml/cex" xmlns:w16cid="http://schemas.microsoft.com/office/word/2016/wordml/cid" xmlns:w16="http://schemas.microsoft.com/office/word/2018/wordml" xmlns:w16du="http://schemas.microsoft.com/office/word/2023/wordml/word16du" xmlns:w16sdtdh="http://schemas.microsoft.com/office/word/2020/wordml/sdtdatahash" xmlns:w16sdtfl="http://schemas.microsoft.com/office/word/2024/wordml/sdtformatlock" xmlns:w16se="http://schemas.microsoft.com/office/word/2015/wordml/symex" xmlns:wpg="http://schemas.microsoft.com/office/word/2010/wordprocessingGroup" xmlns:wpi="http://schemas.microsoft.com/office/word/2010/wordprocessingInk" xmlns:wne="http://schemas.microsoft.com/office/word/2006/wordml" xmlns:wps="http://schemas.microsoft.com/office/word/2010/wordprocessingShape" mc:Ignorable="w14 w15 w16se w16cid w16 w16cex w16sdtdh w16sdtfl w16du wp14">
+<w:footnotes xmlns:wpc="http://schemas.microsoft.com/office/word/2010/wordprocessingCanvas" xmlns:cx="http://schemas.microsoft.com/office/drawing/2014/chartex" xmlns:cx1="http://schemas.microsoft.com/office/drawing/2015/9/8/chartex" xmlns:cx2="http://schemas.microsoft.com/office/drawing/2015/10/21/chartex" xmlns:cx3="http://schemas.microsoft.com/office/drawing/2016/5/9/chartex" xmlns:cx4="http://schemas.microsoft.com/office/drawing/2016/5/10/chartex" xmlns:cx5="http://schemas.microsoft.com/office/drawing/2016/5/11/chartex" xmlns:cx6="http://schemas.microsoft.com/office/drawing/2016/5/12/chartex" xmlns:cx7="http://schemas.microsoft.com/office/drawing/2016/5/13/chartex" xmlns:cx8="http://schemas.microsoft.com/office/drawing/2016/5/14/chartex" xmlns:mc="http://schemas.openxmlformats.org/markup-compatibility/2006" xmlns:aink="http://schemas.microsoft.com/office/drawing/2016/ink" xmlns:am3d="http://schemas.microsoft.com/office/drawing/2017/model3d" xmlns:o="urn:schemas-microsoft-com:office:office" xmlns:r="http://schemas.openxmlformats.org/officeDocument/2006/relationships" xmlns:m="http://schemas.openxmlformats.org/officeDocument/2006/math" xmlns:v="urn:schemas-microsoft-com:vml" xmlns:wp14="http://schemas.microsoft.com/office/word/2010/wordprocessingDrawing" xmlns:wp="http://schemas.openxmlformats.org/drawingml/2006/wordprocessingDrawing" xmlns:w10="urn:schemas-microsoft-com:office:word" xmlns:w="http://schemas.openxmlformats.org/wordprocessingml/2006/main" xmlns:w14="http://schemas.microsoft.com/office/word/2010/wordml" xmlns:w15="http://schemas.microsoft.com/office/word/2012/wordml" xmlns:w16cid="http://schemas.microsoft.com/office/word/2016/wordml/cid" xmlns:w16se="http://schemas.microsoft.com/office/word/2015/wordml/symex" xmlns:wpg="http://schemas.microsoft.com/office/word/2010/wordprocessingGroup" xmlns:wpi="http://schemas.microsoft.com/office/word/2010/wordprocessingInk" xmlns:wne="http://schemas.microsoft.com/office/word/2006/wordml" xmlns:wps="http://schemas.microsoft.com/office/word/2010/wordprocessingShape" mc:Ignorable="w14 w15 w16se w16cid wp14">
   <w:footnote w:type="separator" w:id="-1">
     <w:p>
       <w:pPr>
@@ -1753,7 +3652,7 @@
 </file>
 
 <file path=word/numbering.xml><?xml version="1.0" encoding="utf-8"?>
-<w:numbering xmlns:wpc="http://schemas.microsoft.com/office/word/2010/wordprocessingCanvas" xmlns:cx="http://schemas.microsoft.com/office/drawing/2014/chartex" xmlns:cx1="http://schemas.microsoft.com/office/drawing/2015/9/8/chartex" xmlns:cx2="http://schemas.microsoft.com/office/drawing/2015/10/21/chartex" xmlns:cx3="http://schemas.microsoft.com/office/drawing/2016/5/9/chartex" xmlns:cx4="http://schemas.microsoft.com/office/drawing/2016/5/10/chartex" xmlns:cx5="http://schemas.microsoft.com/office/drawing/2016/5/11/chartex" xmlns:cx6="http://schemas.microsoft.com/office/drawing/2016/5/12/chartex" xmlns:cx7="http://schemas.microsoft.com/office/drawing/2016/5/13/chartex" xmlns:cx8="http://schemas.microsoft.com/office/drawing/2016/5/14/chartex" xmlns:mc="http://schemas.openxmlformats.org/markup-compatibility/2006" xmlns:aink="http://schemas.microsoft.com/office/drawing/2016/ink" xmlns:am3d="http://schemas.microsoft.com/office/drawing/2017/model3d" xmlns:o="urn:schemas-microsoft-com:office:office" xmlns:oel="http://schemas.microsoft.com/office/2019/extlst" xmlns:r="http://schemas.openxmlformats.org/officeDocument/2006/relationships" xmlns:m="http://schemas.openxmlformats.org/officeDocument/2006/math" xmlns:v="urn:schemas-microsoft-com:vml" xmlns:wp14="http://schemas.microsoft.com/office/word/2010/wordprocessingDrawing" xmlns:wp="http://schemas.openxmlformats.org/drawingml/2006/wordprocessingDrawing" xmlns:w10="urn:schemas-microsoft-com:office:word" xmlns:w="http://schemas.openxmlformats.org/wordprocessingml/2006/main" xmlns:w14="http://schemas.microsoft.com/office/word/2010/wordml" xmlns:w15="http://schemas.microsoft.com/office/word/2012/wordml" xmlns:w16cex="http://schemas.microsoft.com/office/word/2018/wordml/cex" xmlns:w16cid="http://schemas.microsoft.com/office/word/2016/wordml/cid" xmlns:w16="http://schemas.microsoft.com/office/word/2018/wordml" xmlns:w16du="http://schemas.microsoft.com/office/word/2023/wordml/word16du" xmlns:w16sdtdh="http://schemas.microsoft.com/office/word/2020/wordml/sdtdatahash" xmlns:w16sdtfl="http://schemas.microsoft.com/office/word/2024/wordml/sdtformatlock" xmlns:w16se="http://schemas.microsoft.com/office/word/2015/wordml/symex" xmlns:wpg="http://schemas.microsoft.com/office/word/2010/wordprocessingGroup" xmlns:wpi="http://schemas.microsoft.com/office/word/2010/wordprocessingInk" xmlns:wne="http://schemas.microsoft.com/office/word/2006/wordml" xmlns:wps="http://schemas.microsoft.com/office/word/2010/wordprocessingShape" mc:Ignorable="w14 w15 w16se w16cid w16 w16cex w16sdtdh w16sdtfl w16du wp14">
+<w:numbering xmlns:wpc="http://schemas.microsoft.com/office/word/2010/wordprocessingCanvas" xmlns:cx="http://schemas.microsoft.com/office/drawing/2014/chartex" xmlns:cx1="http://schemas.microsoft.com/office/drawing/2015/9/8/chartex" xmlns:cx2="http://schemas.microsoft.com/office/drawing/2015/10/21/chartex" xmlns:cx3="http://schemas.microsoft.com/office/drawing/2016/5/9/chartex" xmlns:cx4="http://schemas.microsoft.com/office/drawing/2016/5/10/chartex" xmlns:cx5="http://schemas.microsoft.com/office/drawing/2016/5/11/chartex" xmlns:cx6="http://schemas.microsoft.com/office/drawing/2016/5/12/chartex" xmlns:cx7="http://schemas.microsoft.com/office/drawing/2016/5/13/chartex" xmlns:cx8="http://schemas.microsoft.com/office/drawing/2016/5/14/chartex" xmlns:mc="http://schemas.openxmlformats.org/markup-compatibility/2006" xmlns:aink="http://schemas.microsoft.com/office/drawing/2016/ink" xmlns:am3d="http://schemas.microsoft.com/office/drawing/2017/model3d" xmlns:o="urn:schemas-microsoft-com:office:office" xmlns:r="http://schemas.openxmlformats.org/officeDocument/2006/relationships" xmlns:m="http://schemas.openxmlformats.org/officeDocument/2006/math" xmlns:v="urn:schemas-microsoft-com:vml" xmlns:wp14="http://schemas.microsoft.com/office/word/2010/wordprocessingDrawing" xmlns:wp="http://schemas.openxmlformats.org/drawingml/2006/wordprocessingDrawing" xmlns:w10="urn:schemas-microsoft-com:office:word" xmlns:w="http://schemas.openxmlformats.org/wordprocessingml/2006/main" xmlns:w14="http://schemas.microsoft.com/office/word/2010/wordml" xmlns:w15="http://schemas.microsoft.com/office/word/2012/wordml" xmlns:w16cid="http://schemas.microsoft.com/office/word/2016/wordml/cid" xmlns:w16se="http://schemas.microsoft.com/office/word/2015/wordml/symex" xmlns:wpg="http://schemas.microsoft.com/office/word/2010/wordprocessingGroup" xmlns:wpi="http://schemas.microsoft.com/office/word/2010/wordprocessingInk" xmlns:wne="http://schemas.microsoft.com/office/word/2006/wordml" xmlns:wps="http://schemas.microsoft.com/office/word/2010/wordprocessingShape" mc:Ignorable="w14 w15 w16se w16cid wp14">
   <w:abstractNum w:abstractNumId="0" w15:restartNumberingAfterBreak="0">
     <w:nsid w:val="212248AA"/>
     <w:multiLevelType w:val="hybridMultilevel"/>
@@ -1980,17 +3879,17 @@
       </w:rPr>
     </w:lvl>
   </w:abstractNum>
-  <w:num w:numId="1" w16cid:durableId="498883390">
+  <w:num w:numId="1">
     <w:abstractNumId w:val="1"/>
   </w:num>
-  <w:num w:numId="2" w16cid:durableId="1589457459">
+  <w:num w:numId="2">
     <w:abstractNumId w:val="0"/>
   </w:num>
 </w:numbering>
 </file>
 
 <file path=word/styles.xml><?xml version="1.0" encoding="utf-8"?>
-<w:styles xmlns:mc="http://schemas.openxmlformats.org/markup-compatibility/2006" xmlns:r="http://schemas.openxmlformats.org/officeDocument/2006/relationships" xmlns:w="http://schemas.openxmlformats.org/wordprocessingml/2006/main" xmlns:w14="http://schemas.microsoft.com/office/word/2010/wordml" xmlns:w15="http://schemas.microsoft.com/office/word/2012/wordml" xmlns:w16cex="http://schemas.microsoft.com/office/word/2018/wordml/cex" xmlns:w16cid="http://schemas.microsoft.com/office/word/2016/wordml/cid" xmlns:w16="http://schemas.microsoft.com/office/word/2018/wordml" xmlns:w16du="http://schemas.microsoft.com/office/word/2023/wordml/word16du" xmlns:w16sdtdh="http://schemas.microsoft.com/office/word/2020/wordml/sdtdatahash" xmlns:w16sdtfl="http://schemas.microsoft.com/office/word/2024/wordml/sdtformatlock" xmlns:w16se="http://schemas.microsoft.com/office/word/2015/wordml/symex" mc:Ignorable="w14 w15 w16se w16cid w16 w16cex w16sdtdh w16sdtfl w16du">
+<w:styles xmlns:mc="http://schemas.openxmlformats.org/markup-compatibility/2006" xmlns:r="http://schemas.openxmlformats.org/officeDocument/2006/relationships" xmlns:w="http://schemas.openxmlformats.org/wordprocessingml/2006/main" xmlns:w14="http://schemas.microsoft.com/office/word/2010/wordml" xmlns:w15="http://schemas.microsoft.com/office/word/2012/wordml" xmlns:w16cid="http://schemas.microsoft.com/office/word/2016/wordml/cid" xmlns:w16se="http://schemas.microsoft.com/office/word/2015/wordml/symex" mc:Ignorable="w14 w15 w16se w16cid">
   <w:docDefaults>
     <w:rPrDefault>
       <w:rPr>
@@ -2000,7 +3899,7 @@
     </w:rPrDefault>
     <w:pPrDefault/>
   </w:docDefaults>
-  <w:latentStyles w:defLockedState="0" w:defUIPriority="99" w:defSemiHidden="0" w:defUnhideWhenUsed="0" w:defQFormat="0" w:count="376">
+  <w:latentStyles w:defLockedState="0" w:defUIPriority="99" w:defSemiHidden="0" w:defUnhideWhenUsed="0" w:defQFormat="0" w:count="375">
     <w:lsdException w:name="Normal" w:uiPriority="0" w:qFormat="1"/>
     <w:lsdException w:name="heading 1" w:uiPriority="9" w:qFormat="1"/>
     <w:lsdException w:name="heading 2" w:semiHidden="1" w:uiPriority="9" w:unhideWhenUsed="1" w:qFormat="1"/>
@@ -2376,7 +4275,6 @@
     <w:lsdException w:name="Smart Hyperlink" w:semiHidden="1" w:unhideWhenUsed="1"/>
     <w:lsdException w:name="Hashtag" w:semiHidden="1" w:unhideWhenUsed="1"/>
     <w:lsdException w:name="Unresolved Mention" w:semiHidden="1" w:unhideWhenUsed="1"/>
-    <w:lsdException w:name="Smart Link" w:semiHidden="1" w:unhideWhenUsed="1"/>
   </w:latentStyles>
   <w:style w:type="paragraph" w:default="1" w:styleId="a">
     <w:name w:val="Normal"/>

--- a/templates/docx/contracts/by_company/king_david/contract_template.docx
+++ b/templates/docx/contracts/by_company/king_david/contract_template.docx
@@ -2508,7 +2508,7 @@
                 <w:szCs w:val="24"/>
                 <w:lang w:eastAsia="zh-CN"/>
               </w:rPr>
-              <w:t>{{ company</w:t>
+              <w:t xml:space="preserve">{{ company.legal_address }} </w:t>
             </w:r>
             <w:proofErr w:type="gramEnd"/>
             <w:r>
@@ -2518,39 +2518,7 @@
                 <w:szCs w:val="24"/>
                 <w:lang w:eastAsia="zh-CN"/>
               </w:rPr>
-              <w:t xml:space="preserve">.legal_address_line1 }} </w:t>
-            </w:r>
-          </w:p>
-          <w:p>
-            <w:pPr>
-              <w:spacing w:after="0" w:line="240" w:lineRule="auto"/>
-              <w:ind w:left="-818" w:firstLine="818"/>
-              <w:rPr>
-                <w:rFonts w:eastAsia="Times New Roman;Times New Roman" w:cs="Times New Roman"/>
-                <w:sz w:val="24"/>
-                <w:szCs w:val="24"/>
-                <w:lang w:eastAsia="zh-CN"/>
-              </w:rPr>
-            </w:pPr>
-            <w:proofErr w:type="gramStart"/>
-            <w:r>
-              <w:rPr>
-                <w:rFonts w:eastAsia="Times New Roman;Times New Roman" w:cs="Times New Roman"/>
-                <w:sz w:val="24"/>
-                <w:szCs w:val="24"/>
-                <w:lang w:eastAsia="zh-CN"/>
-              </w:rPr>
-              <w:t>{{ company</w:t>
-            </w:r>
-            <w:proofErr w:type="gramEnd"/>
-            <w:r>
-              <w:rPr>
-                <w:rFonts w:eastAsia="Times New Roman;Times New Roman" w:cs="Times New Roman"/>
-                <w:sz w:val="24"/>
-                <w:szCs w:val="24"/>
-                <w:lang w:eastAsia="zh-CN"/>
-              </w:rPr>
-              <w:t>.legal_address_line2 }}</w:t>
+              <w:t xml:space="preserve"/>
             </w:r>
           </w:p>
           <w:p>
@@ -3082,7 +3050,7 @@
                 <w:szCs w:val="24"/>
                 <w:lang w:eastAsia="zh-CN"/>
               </w:rPr>
-              <w:t>{{ applicant</w:t>
+              <w:t xml:space="preserve">{{ applicant.home_address }} </w:t>
             </w:r>
             <w:proofErr w:type="gramEnd"/>
             <w:r>
@@ -3092,39 +3060,7 @@
                 <w:szCs w:val="24"/>
                 <w:lang w:eastAsia="zh-CN"/>
               </w:rPr>
-              <w:t xml:space="preserve">.home_address_line1 }} </w:t>
-            </w:r>
-          </w:p>
-          <w:p>
-            <w:pPr>
-              <w:spacing w:after="0" w:line="240" w:lineRule="auto"/>
-              <w:ind w:right="-246"/>
-              <w:rPr>
-                <w:rFonts w:eastAsia="Times New Roman;Times New Roman" w:cs="Times New Roman"/>
-                <w:sz w:val="24"/>
-                <w:szCs w:val="24"/>
-                <w:lang w:eastAsia="zh-CN"/>
-              </w:rPr>
-            </w:pPr>
-            <w:proofErr w:type="gramStart"/>
-            <w:r>
-              <w:rPr>
-                <w:rFonts w:eastAsia="Times New Roman;Times New Roman" w:cs="Times New Roman"/>
-                <w:sz w:val="24"/>
-                <w:szCs w:val="24"/>
-                <w:lang w:eastAsia="zh-CN"/>
-              </w:rPr>
-              <w:t>{{ applicant</w:t>
-            </w:r>
-            <w:proofErr w:type="gramEnd"/>
-            <w:r>
-              <w:rPr>
-                <w:rFonts w:eastAsia="Times New Roman;Times New Roman" w:cs="Times New Roman"/>
-                <w:sz w:val="24"/>
-                <w:szCs w:val="24"/>
-                <w:lang w:eastAsia="zh-CN"/>
-              </w:rPr>
-              <w:t>.home_address_line2 }}</w:t>
+              <w:t xml:space="preserve"/>
             </w:r>
           </w:p>
           <w:p>
